--- a/midterm review.docx
+++ b/midterm review.docx
@@ -3219,6 +3219,9 @@
         <w:ind w:firstLine="0"/>
       </w:pPr>
       <w:r>
+        <w:rPr>
+          <w:noProof/>
+        </w:rPr>
         <w:drawing>
           <wp:inline distT="0" distB="0" distL="0" distR="0" wp14:anchorId="70C8F84A" wp14:editId="27A09E34">
             <wp:extent cx="5274310" cy="2594610"/>
@@ -3261,6 +3264,9 @@
         <w:ind w:firstLine="0"/>
       </w:pPr>
       <w:r>
+        <w:rPr>
+          <w:noProof/>
+        </w:rPr>
         <w:drawing>
           <wp:inline distT="0" distB="0" distL="0" distR="0" wp14:anchorId="55B247AD" wp14:editId="312FA176">
             <wp:extent cx="5274310" cy="2684780"/>
@@ -3303,6 +3309,9 @@
         <w:ind w:firstLine="0"/>
       </w:pPr>
       <w:r>
+        <w:rPr>
+          <w:noProof/>
+        </w:rPr>
         <w:lastRenderedPageBreak/>
         <w:drawing>
           <wp:inline distT="0" distB="0" distL="0" distR="0" wp14:anchorId="4BDDE473" wp14:editId="72FE161F">
@@ -3346,6 +3355,9 @@
         <w:ind w:firstLine="0"/>
       </w:pPr>
       <w:r>
+        <w:rPr>
+          <w:noProof/>
+        </w:rPr>
         <w:drawing>
           <wp:inline distT="0" distB="0" distL="0" distR="0" wp14:anchorId="2BAE79A9" wp14:editId="5703924D">
             <wp:extent cx="5274310" cy="2320290"/>
@@ -3388,12 +3400,748 @@
         <w:ind w:firstLine="0"/>
       </w:pPr>
     </w:p>
+    <w:tbl>
+      <w:tblPr>
+        <w:tblW w:w="0" w:type="auto"/>
+        <w:tblCellSpacing w:w="15" w:type="dxa"/>
+        <w:tblBorders>
+          <w:top w:val="single" w:sz="4" w:space="0" w:color="auto"/>
+          <w:left w:val="single" w:sz="4" w:space="0" w:color="auto"/>
+          <w:bottom w:val="single" w:sz="4" w:space="0" w:color="auto"/>
+          <w:right w:val="single" w:sz="4" w:space="0" w:color="auto"/>
+          <w:insideH w:val="single" w:sz="4" w:space="0" w:color="auto"/>
+          <w:insideV w:val="single" w:sz="4" w:space="0" w:color="auto"/>
+        </w:tblBorders>
+        <w:tblCellMar>
+          <w:top w:w="15" w:type="dxa"/>
+          <w:left w:w="15" w:type="dxa"/>
+          <w:bottom w:w="15" w:type="dxa"/>
+          <w:right w:w="15" w:type="dxa"/>
+        </w:tblCellMar>
+        <w:tblLook w:val="04A0" w:firstRow="1" w:lastRow="0" w:firstColumn="1" w:lastColumn="0" w:noHBand="0" w:noVBand="1"/>
+      </w:tblPr>
+      <w:tblGrid>
+        <w:gridCol w:w="1375"/>
+        <w:gridCol w:w="3426"/>
+      </w:tblGrid>
+      <w:tr>
+        <w:trPr>
+          <w:tblHeader/>
+          <w:tblCellSpacing w:w="15" w:type="dxa"/>
+        </w:trPr>
+        <w:tc>
+          <w:tcPr>
+            <w:tcW w:w="0" w:type="auto"/>
+            <w:vAlign w:val="center"/>
+            <w:hideMark/>
+          </w:tcPr>
+          <w:p>
+            <w:pPr>
+              <w:ind w:firstLine="0"/>
+              <w:rPr>
+                <w:b/>
+                <w:bCs/>
+              </w:rPr>
+            </w:pPr>
+            <w:r>
+              <w:rPr>
+                <w:b/>
+                <w:bCs/>
+              </w:rPr>
+              <w:t>信号性质</w:t>
+            </w:r>
+          </w:p>
+        </w:tc>
+        <w:tc>
+          <w:tcPr>
+            <w:tcW w:w="0" w:type="auto"/>
+            <w:vAlign w:val="center"/>
+            <w:hideMark/>
+          </w:tcPr>
+          <w:p>
+            <w:pPr>
+              <w:ind w:firstLine="0"/>
+              <w:rPr>
+                <w:b/>
+                <w:bCs/>
+              </w:rPr>
+            </w:pPr>
+            <w:r>
+              <w:rPr>
+                <w:b/>
+                <w:bCs/>
+              </w:rPr>
+              <w:t>系数条件</w:t>
+            </w:r>
+          </w:p>
+        </w:tc>
+      </w:tr>
+      <w:tr>
+        <w:trPr>
+          <w:tblCellSpacing w:w="15" w:type="dxa"/>
+        </w:trPr>
+        <w:tc>
+          <w:tcPr>
+            <w:tcW w:w="0" w:type="auto"/>
+            <w:vAlign w:val="center"/>
+            <w:hideMark/>
+          </w:tcPr>
+          <w:p>
+            <w:pPr>
+              <w:ind w:firstLine="0"/>
+            </w:pPr>
+            <w:r>
+              <w:t>real-valued</w:t>
+            </w:r>
+          </w:p>
+        </w:tc>
+        <w:tc>
+          <w:tcPr>
+            <w:tcW w:w="0" w:type="auto"/>
+            <w:vAlign w:val="center"/>
+            <w:hideMark/>
+          </w:tcPr>
+          <w:p>
+            <w:pPr>
+              <w:ind w:firstLine="0"/>
+            </w:pPr>
+            <m:oMathPara>
+              <m:oMath>
+                <m:borderBox>
+                  <m:borderBoxPr>
+                    <m:ctrlPr>
+                      <w:rPr>
+                        <w:rFonts w:ascii="Cambria Math" w:hAnsi="Cambria Math"/>
+                      </w:rPr>
+                    </m:ctrlPr>
+                  </m:borderBoxPr>
+                  <m:e>
+                    <m:sSub>
+                      <m:sSubPr>
+                        <m:ctrlPr>
+                          <w:rPr>
+                            <w:rFonts w:ascii="Cambria Math" w:hAnsi="Cambria Math"/>
+                          </w:rPr>
+                        </m:ctrlPr>
+                      </m:sSubPr>
+                      <m:e>
+                        <m:r>
+                          <w:rPr>
+                            <w:rFonts w:ascii="Cambria Math" w:hAnsi="Cambria Math"/>
+                          </w:rPr>
+                          <m:t>a</m:t>
+                        </m:r>
+                      </m:e>
+                      <m:sub>
+                        <m:r>
+                          <w:rPr>
+                            <w:rFonts w:ascii="Cambria Math" w:hAnsi="Cambria Math"/>
+                          </w:rPr>
+                          <m:t>-k</m:t>
+                        </m:r>
+                      </m:sub>
+                    </m:sSub>
+                    <m:r>
+                      <w:rPr>
+                        <w:rFonts w:ascii="Cambria Math" w:hAnsi="Cambria Math"/>
+                      </w:rPr>
+                      <m:t>=</m:t>
+                    </m:r>
+                    <m:sSubSup>
+                      <m:sSubSupPr>
+                        <m:ctrlPr>
+                          <w:rPr>
+                            <w:rFonts w:ascii="Cambria Math" w:hAnsi="Cambria Math"/>
+                          </w:rPr>
+                        </m:ctrlPr>
+                      </m:sSubSupPr>
+                      <m:e>
+                        <m:r>
+                          <w:rPr>
+                            <w:rFonts w:ascii="Cambria Math" w:hAnsi="Cambria Math"/>
+                          </w:rPr>
+                          <m:t>a</m:t>
+                        </m:r>
+                      </m:e>
+                      <m:sub>
+                        <m:r>
+                          <w:rPr>
+                            <w:rFonts w:ascii="Cambria Math" w:hAnsi="Cambria Math"/>
+                          </w:rPr>
+                          <m:t>k</m:t>
+                        </m:r>
+                      </m:sub>
+                      <m:sup>
+                        <m:r>
+                          <w:rPr>
+                            <w:rFonts w:ascii="Cambria Math" w:hAnsi="Cambria Math"/>
+                          </w:rPr>
+                          <m:t>*</m:t>
+                        </m:r>
+                      </m:sup>
+                    </m:sSubSup>
+                  </m:e>
+                </m:borderBox>
+              </m:oMath>
+            </m:oMathPara>
+          </w:p>
+        </w:tc>
+      </w:tr>
+      <w:tr>
+        <w:trPr>
+          <w:tblCellSpacing w:w="15" w:type="dxa"/>
+        </w:trPr>
+        <w:tc>
+          <w:tcPr>
+            <w:tcW w:w="0" w:type="auto"/>
+            <w:vAlign w:val="center"/>
+            <w:hideMark/>
+          </w:tcPr>
+          <w:p>
+            <w:pPr>
+              <w:ind w:firstLine="0"/>
+            </w:pPr>
+            <w:r>
+              <w:t>even</w:t>
+            </w:r>
+          </w:p>
+        </w:tc>
+        <w:tc>
+          <w:tcPr>
+            <w:tcW w:w="0" w:type="auto"/>
+            <w:vAlign w:val="center"/>
+            <w:hideMark/>
+          </w:tcPr>
+          <w:p>
+            <w:pPr>
+              <w:ind w:firstLine="0"/>
+            </w:pPr>
+            <m:oMathPara>
+              <m:oMath>
+                <m:borderBox>
+                  <m:borderBoxPr>
+                    <m:ctrlPr>
+                      <w:rPr>
+                        <w:rFonts w:ascii="Cambria Math" w:hAnsi="Cambria Math"/>
+                      </w:rPr>
+                    </m:ctrlPr>
+                  </m:borderBoxPr>
+                  <m:e>
+                    <m:sSub>
+                      <m:sSubPr>
+                        <m:ctrlPr>
+                          <w:rPr>
+                            <w:rFonts w:ascii="Cambria Math" w:hAnsi="Cambria Math"/>
+                          </w:rPr>
+                        </m:ctrlPr>
+                      </m:sSubPr>
+                      <m:e>
+                        <m:r>
+                          <w:rPr>
+                            <w:rFonts w:ascii="Cambria Math" w:hAnsi="Cambria Math"/>
+                          </w:rPr>
+                          <m:t>a</m:t>
+                        </m:r>
+                      </m:e>
+                      <m:sub>
+                        <m:r>
+                          <w:rPr>
+                            <w:rFonts w:ascii="Cambria Math" w:hAnsi="Cambria Math"/>
+                          </w:rPr>
+                          <m:t>-k</m:t>
+                        </m:r>
+                      </m:sub>
+                    </m:sSub>
+                    <m:r>
+                      <w:rPr>
+                        <w:rFonts w:ascii="Cambria Math" w:hAnsi="Cambria Math"/>
+                      </w:rPr>
+                      <m:t>=</m:t>
+                    </m:r>
+                    <m:sSub>
+                      <m:sSubPr>
+                        <m:ctrlPr>
+                          <w:rPr>
+                            <w:rFonts w:ascii="Cambria Math" w:hAnsi="Cambria Math"/>
+                          </w:rPr>
+                        </m:ctrlPr>
+                      </m:sSubPr>
+                      <m:e>
+                        <m:r>
+                          <w:rPr>
+                            <w:rFonts w:ascii="Cambria Math" w:hAnsi="Cambria Math"/>
+                          </w:rPr>
+                          <m:t>a</m:t>
+                        </m:r>
+                      </m:e>
+                      <m:sub>
+                        <m:r>
+                          <w:rPr>
+                            <w:rFonts w:ascii="Cambria Math" w:hAnsi="Cambria Math"/>
+                          </w:rPr>
+                          <m:t>k</m:t>
+                        </m:r>
+                      </m:sub>
+                    </m:sSub>
+                  </m:e>
+                </m:borderBox>
+              </m:oMath>
+            </m:oMathPara>
+          </w:p>
+        </w:tc>
+      </w:tr>
+      <w:tr>
+        <w:trPr>
+          <w:tblCellSpacing w:w="15" w:type="dxa"/>
+        </w:trPr>
+        <w:tc>
+          <w:tcPr>
+            <w:tcW w:w="0" w:type="auto"/>
+            <w:vAlign w:val="center"/>
+            <w:hideMark/>
+          </w:tcPr>
+          <w:p>
+            <w:pPr>
+              <w:ind w:firstLine="0"/>
+            </w:pPr>
+            <w:r>
+              <w:t>odd</w:t>
+            </w:r>
+          </w:p>
+        </w:tc>
+        <w:tc>
+          <w:tcPr>
+            <w:tcW w:w="0" w:type="auto"/>
+            <w:vAlign w:val="center"/>
+            <w:hideMark/>
+          </w:tcPr>
+          <w:p>
+            <w:pPr>
+              <w:ind w:firstLine="0"/>
+            </w:pPr>
+            <m:oMath>
+              <m:borderBox>
+                <m:borderBoxPr>
+                  <m:ctrlPr>
+                    <w:rPr>
+                      <w:rFonts w:ascii="Cambria Math" w:hAnsi="Cambria Math"/>
+                    </w:rPr>
+                  </m:ctrlPr>
+                </m:borderBoxPr>
+                <m:e>
+                  <m:sSub>
+                    <m:sSubPr>
+                      <m:ctrlPr>
+                        <w:rPr>
+                          <w:rFonts w:ascii="Cambria Math" w:hAnsi="Cambria Math"/>
+                        </w:rPr>
+                      </m:ctrlPr>
+                    </m:sSubPr>
+                    <m:e>
+                      <m:r>
+                        <w:rPr>
+                          <w:rFonts w:ascii="Cambria Math" w:hAnsi="Cambria Math"/>
+                        </w:rPr>
+                        <m:t>a</m:t>
+                      </m:r>
+                    </m:e>
+                    <m:sub>
+                      <m:r>
+                        <w:rPr>
+                          <w:rFonts w:ascii="Cambria Math" w:hAnsi="Cambria Math"/>
+                        </w:rPr>
+                        <m:t>-k</m:t>
+                      </m:r>
+                    </m:sub>
+                  </m:sSub>
+                  <m:r>
+                    <w:rPr>
+                      <w:rFonts w:ascii="Cambria Math" w:hAnsi="Cambria Math"/>
+                    </w:rPr>
+                    <m:t>=-</m:t>
+                  </m:r>
+                  <m:sSub>
+                    <m:sSubPr>
+                      <m:ctrlPr>
+                        <w:rPr>
+                          <w:rFonts w:ascii="Cambria Math" w:hAnsi="Cambria Math"/>
+                        </w:rPr>
+                      </m:ctrlPr>
+                    </m:sSubPr>
+                    <m:e>
+                      <m:r>
+                        <w:rPr>
+                          <w:rFonts w:ascii="Cambria Math" w:hAnsi="Cambria Math"/>
+                        </w:rPr>
+                        <m:t>a</m:t>
+                      </m:r>
+                    </m:e>
+                    <m:sub>
+                      <m:r>
+                        <w:rPr>
+                          <w:rFonts w:ascii="Cambria Math" w:hAnsi="Cambria Math"/>
+                        </w:rPr>
+                        <m:t>k</m:t>
+                      </m:r>
+                    </m:sub>
+                  </m:sSub>
+                </m:e>
+              </m:borderBox>
+            </m:oMath>
+            <w:r>
+              <w:t>，且通常</w:t>
+            </w:r>
+            <w:r>
+              <w:t xml:space="preserve"> </w:t>
+            </w:r>
+            <m:oMath>
+              <m:sSub>
+                <m:sSubPr>
+                  <m:ctrlPr>
+                    <w:rPr>
+                      <w:rFonts w:ascii="Cambria Math" w:hAnsi="Cambria Math"/>
+                    </w:rPr>
+                  </m:ctrlPr>
+                </m:sSubPr>
+                <m:e>
+                  <m:r>
+                    <w:rPr>
+                      <w:rFonts w:ascii="Cambria Math" w:hAnsi="Cambria Math"/>
+                    </w:rPr>
+                    <m:t>a</m:t>
+                  </m:r>
+                </m:e>
+                <m:sub>
+                  <m:r>
+                    <w:rPr>
+                      <w:rFonts w:ascii="Cambria Math" w:hAnsi="Cambria Math"/>
+                    </w:rPr>
+                    <m:t>0</m:t>
+                  </m:r>
+                </m:sub>
+              </m:sSub>
+              <m:r>
+                <w:rPr>
+                  <w:rFonts w:ascii="Cambria Math" w:hAnsi="Cambria Math"/>
+                </w:rPr>
+                <m:t>=0</m:t>
+              </m:r>
+            </m:oMath>
+          </w:p>
+        </w:tc>
+      </w:tr>
+      <w:tr>
+        <w:trPr>
+          <w:tblCellSpacing w:w="15" w:type="dxa"/>
+        </w:trPr>
+        <w:tc>
+          <w:tcPr>
+            <w:tcW w:w="0" w:type="auto"/>
+            <w:vAlign w:val="center"/>
+            <w:hideMark/>
+          </w:tcPr>
+          <w:p>
+            <w:pPr>
+              <w:ind w:firstLine="0"/>
+            </w:pPr>
+            <w:r>
+              <w:t>real and even</w:t>
+            </w:r>
+          </w:p>
+        </w:tc>
+        <w:tc>
+          <w:tcPr>
+            <w:tcW w:w="0" w:type="auto"/>
+            <w:vAlign w:val="center"/>
+            <w:hideMark/>
+          </w:tcPr>
+          <w:p>
+            <w:pPr>
+              <w:ind w:firstLine="0"/>
+            </w:pPr>
+            <m:oMathPara>
+              <m:oMath>
+                <m:borderBox>
+                  <m:borderBoxPr>
+                    <m:ctrlPr>
+                      <w:rPr>
+                        <w:rFonts w:ascii="Cambria Math" w:hAnsi="Cambria Math"/>
+                      </w:rPr>
+                    </m:ctrlPr>
+                  </m:borderBoxPr>
+                  <m:e>
+                    <m:sSub>
+                      <m:sSubPr>
+                        <m:ctrlPr>
+                          <w:rPr>
+                            <w:rFonts w:ascii="Cambria Math" w:hAnsi="Cambria Math"/>
+                          </w:rPr>
+                        </m:ctrlPr>
+                      </m:sSubPr>
+                      <m:e>
+                        <m:r>
+                          <w:rPr>
+                            <w:rFonts w:ascii="Cambria Math" w:hAnsi="Cambria Math"/>
+                          </w:rPr>
+                          <m:t>a</m:t>
+                        </m:r>
+                      </m:e>
+                      <m:sub>
+                        <m:r>
+                          <w:rPr>
+                            <w:rFonts w:ascii="Cambria Math" w:hAnsi="Cambria Math"/>
+                          </w:rPr>
+                          <m:t>k</m:t>
+                        </m:r>
+                      </m:sub>
+                    </m:sSub>
+                    <m:r>
+                      <w:rPr>
+                        <w:rFonts w:ascii="Cambria Math" w:hAnsi="Cambria Math"/>
+                      </w:rPr>
+                      <m:t>∈</m:t>
+                    </m:r>
+                    <m:r>
+                      <m:rPr>
+                        <m:scr m:val="double-struck"/>
+                        <m:sty m:val="p"/>
+                      </m:rPr>
+                      <w:rPr>
+                        <w:rFonts w:ascii="Cambria Math" w:hAnsi="Cambria Math"/>
+                      </w:rPr>
+                      <m:t>R</m:t>
+                    </m:r>
+                    <m:r>
+                      <w:rPr>
+                        <w:rFonts w:ascii="Cambria Math" w:hAnsi="Cambria Math"/>
+                      </w:rPr>
+                      <m:t>,</m:t>
+                    </m:r>
+                    <m:r>
+                      <m:rPr>
+                        <m:sty m:val="p"/>
+                      </m:rPr>
+                      <w:rPr>
+                        <w:rFonts w:ascii="Cambria Math" w:hAnsi="Cambria Math"/>
+                      </w:rPr>
+                      <m:t> </m:t>
+                    </m:r>
+                    <m:sSub>
+                      <m:sSubPr>
+                        <m:ctrlPr>
+                          <w:rPr>
+                            <w:rFonts w:ascii="Cambria Math" w:hAnsi="Cambria Math"/>
+                          </w:rPr>
+                        </m:ctrlPr>
+                      </m:sSubPr>
+                      <m:e>
+                        <m:r>
+                          <w:rPr>
+                            <w:rFonts w:ascii="Cambria Math" w:hAnsi="Cambria Math"/>
+                          </w:rPr>
+                          <m:t>a</m:t>
+                        </m:r>
+                      </m:e>
+                      <m:sub>
+                        <m:r>
+                          <w:rPr>
+                            <w:rFonts w:ascii="Cambria Math" w:hAnsi="Cambria Math"/>
+                          </w:rPr>
+                          <m:t>-k</m:t>
+                        </m:r>
+                      </m:sub>
+                    </m:sSub>
+                    <m:r>
+                      <w:rPr>
+                        <w:rFonts w:ascii="Cambria Math" w:hAnsi="Cambria Math"/>
+                      </w:rPr>
+                      <m:t>=</m:t>
+                    </m:r>
+                    <m:sSub>
+                      <m:sSubPr>
+                        <m:ctrlPr>
+                          <w:rPr>
+                            <w:rFonts w:ascii="Cambria Math" w:hAnsi="Cambria Math"/>
+                          </w:rPr>
+                        </m:ctrlPr>
+                      </m:sSubPr>
+                      <m:e>
+                        <m:r>
+                          <w:rPr>
+                            <w:rFonts w:ascii="Cambria Math" w:hAnsi="Cambria Math"/>
+                          </w:rPr>
+                          <m:t>a</m:t>
+                        </m:r>
+                      </m:e>
+                      <m:sub>
+                        <m:r>
+                          <w:rPr>
+                            <w:rFonts w:ascii="Cambria Math" w:hAnsi="Cambria Math"/>
+                          </w:rPr>
+                          <m:t>k</m:t>
+                        </m:r>
+                      </m:sub>
+                    </m:sSub>
+                  </m:e>
+                </m:borderBox>
+              </m:oMath>
+            </m:oMathPara>
+          </w:p>
+        </w:tc>
+      </w:tr>
+      <w:tr>
+        <w:trPr>
+          <w:tblCellSpacing w:w="15" w:type="dxa"/>
+        </w:trPr>
+        <w:tc>
+          <w:tcPr>
+            <w:tcW w:w="0" w:type="auto"/>
+            <w:vAlign w:val="center"/>
+            <w:hideMark/>
+          </w:tcPr>
+          <w:p>
+            <w:pPr>
+              <w:ind w:firstLine="0"/>
+            </w:pPr>
+            <w:r>
+              <w:t>real and odd</w:t>
+            </w:r>
+          </w:p>
+        </w:tc>
+        <w:tc>
+          <w:tcPr>
+            <w:tcW w:w="0" w:type="auto"/>
+            <w:vAlign w:val="center"/>
+            <w:hideMark/>
+          </w:tcPr>
+          <w:p>
+            <w:pPr>
+              <w:ind w:firstLine="0"/>
+            </w:pPr>
+            <m:oMathPara>
+              <m:oMath>
+                <m:borderBox>
+                  <m:borderBoxPr>
+                    <m:ctrlPr>
+                      <w:rPr>
+                        <w:rFonts w:ascii="Cambria Math" w:hAnsi="Cambria Math"/>
+                      </w:rPr>
+                    </m:ctrlPr>
+                  </m:borderBoxPr>
+                  <m:e>
+                    <m:sSub>
+                      <m:sSubPr>
+                        <m:ctrlPr>
+                          <w:rPr>
+                            <w:rFonts w:ascii="Cambria Math" w:hAnsi="Cambria Math"/>
+                          </w:rPr>
+                        </m:ctrlPr>
+                      </m:sSubPr>
+                      <m:e>
+                        <m:r>
+                          <w:rPr>
+                            <w:rFonts w:ascii="Cambria Math" w:hAnsi="Cambria Math"/>
+                          </w:rPr>
+                          <m:t>a</m:t>
+                        </m:r>
+                      </m:e>
+                      <m:sub>
+                        <m:r>
+                          <w:rPr>
+                            <w:rFonts w:ascii="Cambria Math" w:hAnsi="Cambria Math"/>
+                          </w:rPr>
+                          <m:t>k</m:t>
+                        </m:r>
+                      </m:sub>
+                    </m:sSub>
+                    <m:r>
+                      <m:rPr>
+                        <m:nor/>
+                      </m:rPr>
+                      <m:t> purely imaginary</m:t>
+                    </m:r>
+                    <m:r>
+                      <w:rPr>
+                        <w:rFonts w:ascii="Cambria Math" w:hAnsi="Cambria Math"/>
+                      </w:rPr>
+                      <m:t>,</m:t>
+                    </m:r>
+                    <m:r>
+                      <m:rPr>
+                        <m:sty m:val="p"/>
+                      </m:rPr>
+                      <w:rPr>
+                        <w:rFonts w:ascii="Cambria Math" w:hAnsi="Cambria Math"/>
+                      </w:rPr>
+                      <m:t> </m:t>
+                    </m:r>
+                    <m:sSub>
+                      <m:sSubPr>
+                        <m:ctrlPr>
+                          <w:rPr>
+                            <w:rFonts w:ascii="Cambria Math" w:hAnsi="Cambria Math"/>
+                          </w:rPr>
+                        </m:ctrlPr>
+                      </m:sSubPr>
+                      <m:e>
+                        <m:r>
+                          <w:rPr>
+                            <w:rFonts w:ascii="Cambria Math" w:hAnsi="Cambria Math"/>
+                          </w:rPr>
+                          <m:t>a</m:t>
+                        </m:r>
+                      </m:e>
+                      <m:sub>
+                        <m:r>
+                          <w:rPr>
+                            <w:rFonts w:ascii="Cambria Math" w:hAnsi="Cambria Math"/>
+                          </w:rPr>
+                          <m:t>-k</m:t>
+                        </m:r>
+                      </m:sub>
+                    </m:sSub>
+                    <m:r>
+                      <w:rPr>
+                        <w:rFonts w:ascii="Cambria Math" w:hAnsi="Cambria Math"/>
+                      </w:rPr>
+                      <m:t>=-</m:t>
+                    </m:r>
+                    <m:sSub>
+                      <m:sSubPr>
+                        <m:ctrlPr>
+                          <w:rPr>
+                            <w:rFonts w:ascii="Cambria Math" w:hAnsi="Cambria Math"/>
+                          </w:rPr>
+                        </m:ctrlPr>
+                      </m:sSubPr>
+                      <m:e>
+                        <m:r>
+                          <w:rPr>
+                            <w:rFonts w:ascii="Cambria Math" w:hAnsi="Cambria Math"/>
+                          </w:rPr>
+                          <m:t>a</m:t>
+                        </m:r>
+                      </m:e>
+                      <m:sub>
+                        <m:r>
+                          <w:rPr>
+                            <w:rFonts w:ascii="Cambria Math" w:hAnsi="Cambria Math"/>
+                          </w:rPr>
+                          <m:t>k</m:t>
+                        </m:r>
+                      </m:sub>
+                    </m:sSub>
+                  </m:e>
+                </m:borderBox>
+              </m:oMath>
+            </m:oMathPara>
+          </w:p>
+        </w:tc>
+      </w:tr>
+    </w:tbl>
     <w:p>
       <w:pPr>
         <w:ind w:firstLine="0"/>
-        <w:rPr>
-          <w:rFonts w:hint="eastAsia"/>
-        </w:rPr>
       </w:pPr>
     </w:p>
     <w:sectPr>
@@ -4010,7 +4758,6 @@
   <w:style w:type="character" w:default="1" w:styleId="a0">
     <w:name w:val="Default Paragraph Font"/>
     <w:uiPriority w:val="1"/>
-    <w:semiHidden/>
     <w:unhideWhenUsed/>
   </w:style>
   <w:style w:type="table" w:default="1" w:styleId="a1">

--- a/midterm review.docx
+++ b/midterm review.docx
@@ -40,7 +40,7 @@
                     <pic:cNvPicPr/>
                   </pic:nvPicPr>
                   <pic:blipFill>
-                    <a:blip r:embed="rId4"/>
+                    <a:blip r:embed="rId5"/>
                     <a:stretch>
                       <a:fillRect/>
                     </a:stretch>
@@ -85,7 +85,7 @@
                     <pic:cNvPicPr/>
                   </pic:nvPicPr>
                   <pic:blipFill>
-                    <a:blip r:embed="rId5"/>
+                    <a:blip r:embed="rId6"/>
                     <a:stretch>
                       <a:fillRect/>
                     </a:stretch>
@@ -175,7 +175,7 @@
                     <pic:cNvPicPr/>
                   </pic:nvPicPr>
                   <pic:blipFill>
-                    <a:blip r:embed="rId6"/>
+                    <a:blip r:embed="rId7"/>
                     <a:stretch>
                       <a:fillRect/>
                     </a:stretch>
@@ -1229,6 +1229,7 @@
             <w:pPr>
               <w:ind w:firstLine="0"/>
               <w:rPr>
+                <w:rFonts w:hint="eastAsia"/>
                 <w:sz w:val="18"/>
                 <w:szCs w:val="18"/>
               </w:rPr>
@@ -1260,6 +1261,14 @@
                 <w:szCs w:val="18"/>
               </w:rPr>
               <w:t xml:space="preserve"> non-invertible</w:t>
+            </w:r>
+            <w:r>
+              <w:rPr>
+                <w:rFonts w:hint="eastAsia"/>
+                <w:sz w:val="18"/>
+                <w:szCs w:val="18"/>
+              </w:rPr>
+              <w:t>，看有没有信息的丢失</w:t>
             </w:r>
           </w:p>
         </w:tc>
@@ -2222,6 +2231,76 @@
     <w:p>
       <w:pPr>
         <w:ind w:firstLine="0"/>
+      </w:pPr>
+      <m:oMathPara>
+        <m:oMath>
+          <m:r>
+            <w:rPr>
+              <w:rFonts w:ascii="Cambria Math" w:hAnsi="Cambria Math"/>
+            </w:rPr>
+            <m:t>y(t)=</m:t>
+          </m:r>
+          <m:f>
+            <m:fPr>
+              <m:ctrlPr>
+                <w:rPr>
+                  <w:rFonts w:ascii="Cambria Math" w:hAnsi="Cambria Math"/>
+                </w:rPr>
+              </m:ctrlPr>
+            </m:fPr>
+            <m:num>
+              <m:r>
+                <w:rPr>
+                  <w:rFonts w:ascii="Cambria Math" w:hAnsi="Cambria Math"/>
+                </w:rPr>
+                <m:t>d</m:t>
+              </m:r>
+            </m:num>
+            <m:den>
+              <m:r>
+                <w:rPr>
+                  <w:rFonts w:ascii="Cambria Math" w:hAnsi="Cambria Math"/>
+                </w:rPr>
+                <m:t>dt</m:t>
+              </m:r>
+            </m:den>
+          </m:f>
+          <m:r>
+            <w:rPr>
+              <w:rFonts w:ascii="Cambria Math" w:hAnsi="Cambria Math"/>
+            </w:rPr>
+            <m:t>x(t)</m:t>
+          </m:r>
+        </m:oMath>
+      </m:oMathPara>
+    </w:p>
+    <w:p>
+      <w:pPr>
+        <w:ind w:firstLine="0"/>
+      </w:pPr>
+      <w:r>
+        <w:t>是</w:t>
+      </w:r>
+      <w:r>
+        <w:t xml:space="preserve"> </w:t>
+      </w:r>
+      <w:r>
+        <w:rPr>
+          <w:b/>
+          <w:bCs/>
+        </w:rPr>
+        <w:t>causal system</w:t>
+      </w:r>
+      <w:r>
+        <w:t>。</w:t>
+      </w:r>
+    </w:p>
+    <w:p>
+      <w:pPr>
+        <w:ind w:firstLine="0"/>
+        <w:rPr>
+          <w:rFonts w:hint="eastAsia"/>
+        </w:rPr>
       </w:pPr>
     </w:p>
     <w:tbl>
@@ -2398,10 +2477,51 @@
           <w:p>
             <w:pPr>
               <w:ind w:firstLine="0"/>
+              <w:rPr>
+                <w:rFonts w:hint="eastAsia"/>
+              </w:rPr>
             </w:pPr>
-            <w:r>
-              <w:t>取复数或复信号的实部</w:t>
-            </w:r>
+            <m:oMathPara>
+              <m:oMath>
+                <m:f>
+                  <m:fPr>
+                    <m:ctrlPr>
+                      <w:rPr>
+                        <w:rFonts w:ascii="Cambria Math" w:hAnsi="Cambria Math"/>
+                      </w:rPr>
+                    </m:ctrlPr>
+                  </m:fPr>
+                  <m:num>
+                    <m:r>
+                      <w:rPr>
+                        <w:rFonts w:ascii="Cambria Math" w:hAnsi="Cambria Math"/>
+                      </w:rPr>
+                      <m:t>x(t)+x</m:t>
+                    </m:r>
+                    <m:r>
+                      <w:rPr>
+                        <w:rFonts w:ascii="Cambria Math" w:hAnsi="Cambria Math"/>
+                      </w:rPr>
+                      <m:t>*</m:t>
+                    </m:r>
+                    <m:r>
+                      <w:rPr>
+                        <w:rFonts w:ascii="Cambria Math" w:hAnsi="Cambria Math"/>
+                      </w:rPr>
+                      <m:t>(t)</m:t>
+                    </m:r>
+                  </m:num>
+                  <m:den>
+                    <m:r>
+                      <w:rPr>
+                        <w:rFonts w:ascii="Cambria Math" w:hAnsi="Cambria Math"/>
+                      </w:rPr>
+                      <m:t>2</m:t>
+                    </m:r>
+                  </m:den>
+                </m:f>
+              </m:oMath>
+            </m:oMathPara>
           </w:p>
         </w:tc>
       </w:tr>
@@ -2486,10 +2606,57 @@
           <w:p>
             <w:pPr>
               <w:ind w:firstLine="0"/>
+              <w:rPr>
+                <w:rFonts w:hint="eastAsia"/>
+              </w:rPr>
             </w:pPr>
-            <w:r>
-              <w:t>取虚部</w:t>
-            </w:r>
+            <m:oMathPara>
+              <m:oMath>
+                <m:f>
+                  <m:fPr>
+                    <m:ctrlPr>
+                      <w:rPr>
+                        <w:rFonts w:ascii="Cambria Math" w:hAnsi="Cambria Math"/>
+                      </w:rPr>
+                    </m:ctrlPr>
+                  </m:fPr>
+                  <m:num>
+                    <m:r>
+                      <w:rPr>
+                        <w:rFonts w:ascii="Cambria Math" w:hAnsi="Cambria Math"/>
+                      </w:rPr>
+                      <m:t>x(t)</m:t>
+                    </m:r>
+                    <m:r>
+                      <w:rPr>
+                        <w:rFonts w:ascii="Cambria Math" w:hAnsi="Cambria Math"/>
+                      </w:rPr>
+                      <m:t xml:space="preserve"> - </m:t>
+                    </m:r>
+                    <m:r>
+                      <w:rPr>
+                        <w:rFonts w:ascii="Cambria Math" w:hAnsi="Cambria Math"/>
+                      </w:rPr>
+                      <m:t>x*(t)</m:t>
+                    </m:r>
+                  </m:num>
+                  <m:den>
+                    <m:r>
+                      <w:rPr>
+                        <w:rFonts w:ascii="Cambria Math" w:hAnsi="Cambria Math"/>
+                      </w:rPr>
+                      <m:t>2</m:t>
+                    </m:r>
+                    <m:r>
+                      <w:rPr>
+                        <w:rFonts w:ascii="Cambria Math" w:hAnsi="Cambria Math"/>
+                      </w:rPr>
+                      <m:t>j</m:t>
+                    </m:r>
+                  </m:den>
+                </m:f>
+              </m:oMath>
+            </m:oMathPara>
           </w:p>
         </w:tc>
       </w:tr>
@@ -2612,6 +2779,7 @@
                   <w:rPr>
                     <w:rFonts w:ascii="Cambria Math" w:hAnsi="Cambria Math"/>
                   </w:rPr>
+                  <w:lastRenderedPageBreak/>
                   <m:t>Od</m:t>
                 </m:r>
                 <m:r>
@@ -2692,7 +2860,6 @@
         <w:rPr>
           <w:noProof/>
         </w:rPr>
-        <w:lastRenderedPageBreak/>
         <w:drawing>
           <wp:inline distT="0" distB="0" distL="0" distR="0" wp14:anchorId="3E2E4F4F" wp14:editId="781C5074">
             <wp:extent cx="5274310" cy="2440305"/>
@@ -2709,7 +2876,7 @@
                     <pic:cNvPicPr/>
                   </pic:nvPicPr>
                   <pic:blipFill>
-                    <a:blip r:embed="rId7"/>
+                    <a:blip r:embed="rId8"/>
                     <a:stretch>
                       <a:fillRect/>
                     </a:stretch>
@@ -2733,6 +2900,444 @@
     <w:p>
       <w:pPr>
         <w:ind w:firstLine="0"/>
+        <w:rPr>
+          <w:rFonts w:hint="eastAsia"/>
+          <w:b/>
+          <w:bCs/>
+        </w:rPr>
+      </w:pPr>
+      <w:r>
+        <w:rPr>
+          <w:b/>
+          <w:bCs/>
+        </w:rPr>
+        <w:t xml:space="preserve">1. </w:t>
+      </w:r>
+      <w:r>
+        <w:rPr>
+          <w:b/>
+          <w:bCs/>
+        </w:rPr>
+        <w:t>系统延时：</w:t>
+      </w:r>
+      <w:r>
+        <w:rPr>
+          <w:rFonts w:hint="eastAsia"/>
+          <w:b/>
+          <w:bCs/>
+        </w:rPr>
+        <w:t>把所有的</w:t>
+      </w:r>
+      <w:r>
+        <w:rPr>
+          <w:rFonts w:hint="eastAsia"/>
+          <w:b/>
+          <w:bCs/>
+        </w:rPr>
+        <w:t>t</w:t>
+      </w:r>
+      <w:r>
+        <w:rPr>
+          <w:rFonts w:hint="eastAsia"/>
+          <w:b/>
+          <w:bCs/>
+        </w:rPr>
+        <w:t>都换成</w:t>
+      </w:r>
+      <w:r>
+        <w:rPr>
+          <w:rFonts w:hint="eastAsia"/>
+          <w:b/>
+          <w:bCs/>
+        </w:rPr>
+        <w:t>t-t0</w:t>
+      </w:r>
+    </w:p>
+    <w:p>
+      <w:pPr>
+        <w:ind w:firstLine="0"/>
+      </w:pPr>
+      <w:r>
+        <w:t>原输出：</w:t>
+      </w:r>
+    </w:p>
+    <w:p>
+      <w:pPr>
+        <w:ind w:firstLine="0"/>
+      </w:pPr>
+      <m:oMathPara>
+        <m:oMath>
+          <m:r>
+            <w:rPr>
+              <w:rFonts w:ascii="Cambria Math" w:hAnsi="Cambria Math"/>
+            </w:rPr>
+            <m:t>y(t)=x(2t)</m:t>
+          </m:r>
+        </m:oMath>
+      </m:oMathPara>
+    </w:p>
+    <w:p>
+      <w:pPr>
+        <w:ind w:firstLine="0"/>
+      </w:pPr>
+      <w:r>
+        <w:t>延时</w:t>
+      </w:r>
+      <w:r>
+        <w:t xml:space="preserve"> </w:t>
+      </w:r>
+      <m:oMath>
+        <m:sSub>
+          <m:sSubPr>
+            <m:ctrlPr>
+              <w:rPr>
+                <w:rFonts w:ascii="Cambria Math" w:hAnsi="Cambria Math"/>
+              </w:rPr>
+            </m:ctrlPr>
+          </m:sSubPr>
+          <m:e>
+            <m:r>
+              <w:rPr>
+                <w:rFonts w:ascii="Cambria Math" w:hAnsi="Cambria Math"/>
+              </w:rPr>
+              <m:t>t</m:t>
+            </m:r>
+          </m:e>
+          <m:sub>
+            <m:r>
+              <w:rPr>
+                <w:rFonts w:ascii="Cambria Math" w:hAnsi="Cambria Math"/>
+              </w:rPr>
+              <m:t>0</m:t>
+            </m:r>
+          </m:sub>
+        </m:sSub>
+      </m:oMath>
+      <w:r>
+        <w:t>后：</w:t>
+      </w:r>
+    </w:p>
+    <w:p>
+      <w:pPr>
+        <w:ind w:firstLine="0"/>
+      </w:pPr>
+      <m:oMathPara>
+        <m:oMath>
+          <m:borderBox>
+            <m:borderBoxPr>
+              <m:ctrlPr>
+                <w:rPr>
+                  <w:rFonts w:ascii="Cambria Math" w:hAnsi="Cambria Math"/>
+                </w:rPr>
+              </m:ctrlPr>
+            </m:borderBoxPr>
+            <m:e>
+              <m:r>
+                <w:rPr>
+                  <w:rFonts w:ascii="Cambria Math" w:hAnsi="Cambria Math"/>
+                </w:rPr>
+                <m:t>y(t-</m:t>
+              </m:r>
+              <m:sSub>
+                <m:sSubPr>
+                  <m:ctrlPr>
+                    <w:rPr>
+                      <w:rFonts w:ascii="Cambria Math" w:hAnsi="Cambria Math"/>
+                    </w:rPr>
+                  </m:ctrlPr>
+                </m:sSubPr>
+                <m:e>
+                  <m:r>
+                    <w:rPr>
+                      <w:rFonts w:ascii="Cambria Math" w:hAnsi="Cambria Math"/>
+                    </w:rPr>
+                    <m:t>t</m:t>
+                  </m:r>
+                </m:e>
+                <m:sub>
+                  <m:r>
+                    <w:rPr>
+                      <w:rFonts w:ascii="Cambria Math" w:hAnsi="Cambria Math"/>
+                    </w:rPr>
+                    <m:t>0</m:t>
+                  </m:r>
+                </m:sub>
+              </m:sSub>
+              <m:r>
+                <w:rPr>
+                  <w:rFonts w:ascii="Cambria Math" w:hAnsi="Cambria Math"/>
+                </w:rPr>
+                <m:t>)=x(2t-2</m:t>
+              </m:r>
+              <m:sSub>
+                <m:sSubPr>
+                  <m:ctrlPr>
+                    <w:rPr>
+                      <w:rFonts w:ascii="Cambria Math" w:hAnsi="Cambria Math"/>
+                    </w:rPr>
+                  </m:ctrlPr>
+                </m:sSubPr>
+                <m:e>
+                  <m:r>
+                    <w:rPr>
+                      <w:rFonts w:ascii="Cambria Math" w:hAnsi="Cambria Math"/>
+                    </w:rPr>
+                    <m:t>t</m:t>
+                  </m:r>
+                </m:e>
+                <m:sub>
+                  <m:r>
+                    <w:rPr>
+                      <w:rFonts w:ascii="Cambria Math" w:hAnsi="Cambria Math"/>
+                    </w:rPr>
+                    <m:t>0</m:t>
+                  </m:r>
+                </m:sub>
+              </m:sSub>
+              <m:r>
+                <w:rPr>
+                  <w:rFonts w:ascii="Cambria Math" w:hAnsi="Cambria Math"/>
+                </w:rPr>
+                <m:t>)</m:t>
+              </m:r>
+            </m:e>
+          </m:borderBox>
+        </m:oMath>
+      </m:oMathPara>
+    </w:p>
+    <w:p>
+      <w:pPr>
+        <w:ind w:firstLine="0"/>
+      </w:pPr>
+      <w:r>
+        <w:pict w14:anchorId="245F5C65">
+          <v:rect id="_x0000_i1358" style="width:0;height:1.5pt" o:hralign="center" o:hrstd="t" o:hr="t" fillcolor="#a0a0a0" stroked="f"/>
+        </w:pict>
+      </w:r>
+    </w:p>
+    <w:p>
+      <w:pPr>
+        <w:ind w:firstLine="0"/>
+        <w:rPr>
+          <w:rFonts w:hint="eastAsia"/>
+          <w:b/>
+          <w:bCs/>
+        </w:rPr>
+      </w:pPr>
+      <w:r>
+        <w:rPr>
+          <w:b/>
+          <w:bCs/>
+        </w:rPr>
+        <w:t xml:space="preserve">2. </w:t>
+      </w:r>
+      <w:r>
+        <w:rPr>
+          <w:b/>
+          <w:bCs/>
+        </w:rPr>
+        <w:t>输入</w:t>
+      </w:r>
+      <w:r>
+        <w:rPr>
+          <w:rFonts w:hint="eastAsia"/>
+          <w:b/>
+          <w:bCs/>
+        </w:rPr>
+        <w:t>延时：</w:t>
+      </w:r>
+      <w:r>
+        <w:rPr>
+          <w:rFonts w:hint="eastAsia"/>
+          <w:b/>
+          <w:bCs/>
+        </w:rPr>
+        <w:t>x(t)</w:t>
+      </w:r>
+      <w:r>
+        <w:rPr>
+          <w:rFonts w:hint="eastAsia"/>
+          <w:b/>
+          <w:bCs/>
+        </w:rPr>
+        <w:t>变成</w:t>
+      </w:r>
+      <w:r>
+        <w:rPr>
+          <w:rFonts w:hint="eastAsia"/>
+          <w:b/>
+          <w:bCs/>
+        </w:rPr>
+        <w:t>x(t-t0)</w:t>
+      </w:r>
+    </w:p>
+    <w:p>
+      <w:pPr>
+        <w:ind w:firstLine="0"/>
+      </w:pPr>
+      <w:r>
+        <w:t>延时输入：</w:t>
+      </w:r>
+    </w:p>
+    <w:p>
+      <w:pPr>
+        <w:ind w:firstLine="0"/>
+      </w:pPr>
+      <m:oMathPara>
+        <m:oMath>
+          <m:sSub>
+            <m:sSubPr>
+              <m:ctrlPr>
+                <w:rPr>
+                  <w:rFonts w:ascii="Cambria Math" w:hAnsi="Cambria Math"/>
+                </w:rPr>
+              </m:ctrlPr>
+            </m:sSubPr>
+            <m:e>
+              <m:r>
+                <w:rPr>
+                  <w:rFonts w:ascii="Cambria Math" w:hAnsi="Cambria Math"/>
+                </w:rPr>
+                <m:t>x</m:t>
+              </m:r>
+            </m:e>
+            <m:sub>
+              <m:r>
+                <w:rPr>
+                  <w:rFonts w:ascii="Cambria Math" w:hAnsi="Cambria Math"/>
+                </w:rPr>
+                <m:t>1</m:t>
+              </m:r>
+            </m:sub>
+          </m:sSub>
+          <m:r>
+            <w:rPr>
+              <w:rFonts w:ascii="Cambria Math" w:hAnsi="Cambria Math"/>
+            </w:rPr>
+            <m:t>(t)=x(t-</m:t>
+          </m:r>
+          <m:sSub>
+            <m:sSubPr>
+              <m:ctrlPr>
+                <w:rPr>
+                  <w:rFonts w:ascii="Cambria Math" w:hAnsi="Cambria Math"/>
+                </w:rPr>
+              </m:ctrlPr>
+            </m:sSubPr>
+            <m:e>
+              <m:r>
+                <w:rPr>
+                  <w:rFonts w:ascii="Cambria Math" w:hAnsi="Cambria Math"/>
+                </w:rPr>
+                <m:t>t</m:t>
+              </m:r>
+            </m:e>
+            <m:sub>
+              <m:r>
+                <w:rPr>
+                  <w:rFonts w:ascii="Cambria Math" w:hAnsi="Cambria Math"/>
+                </w:rPr>
+                <m:t>0</m:t>
+              </m:r>
+            </m:sub>
+          </m:sSub>
+          <m:r>
+            <w:rPr>
+              <w:rFonts w:ascii="Cambria Math" w:hAnsi="Cambria Math"/>
+            </w:rPr>
+            <m:t>)</m:t>
+          </m:r>
+        </m:oMath>
+      </m:oMathPara>
+    </w:p>
+    <w:p>
+      <w:pPr>
+        <w:ind w:firstLine="0"/>
+        <w:rPr>
+          <w:rFonts w:hint="eastAsia"/>
+        </w:rPr>
+      </w:pPr>
+      <m:oMathPara>
+        <m:oMath>
+          <m:borderBox>
+            <m:borderBoxPr>
+              <m:ctrlPr>
+                <w:rPr>
+                  <w:rFonts w:ascii="Cambria Math" w:hAnsi="Cambria Math"/>
+                </w:rPr>
+              </m:ctrlPr>
+            </m:borderBoxPr>
+            <m:e>
+              <m:sSub>
+                <m:sSubPr>
+                  <m:ctrlPr>
+                    <w:rPr>
+                      <w:rFonts w:ascii="Cambria Math" w:hAnsi="Cambria Math"/>
+                    </w:rPr>
+                  </m:ctrlPr>
+                </m:sSubPr>
+                <m:e>
+                  <m:r>
+                    <w:rPr>
+                      <w:rFonts w:ascii="Cambria Math" w:hAnsi="Cambria Math"/>
+                    </w:rPr>
+                    <m:t>y</m:t>
+                  </m:r>
+                </m:e>
+                <m:sub>
+                  <m:r>
+                    <w:rPr>
+                      <w:rFonts w:ascii="Cambria Math" w:hAnsi="Cambria Math"/>
+                    </w:rPr>
+                    <m:t>1</m:t>
+                  </m:r>
+                </m:sub>
+              </m:sSub>
+              <m:r>
+                <w:rPr>
+                  <w:rFonts w:ascii="Cambria Math" w:hAnsi="Cambria Math"/>
+                </w:rPr>
+                <m:t>(t)=x(2t-</m:t>
+              </m:r>
+              <m:sSub>
+                <m:sSubPr>
+                  <m:ctrlPr>
+                    <w:rPr>
+                      <w:rFonts w:ascii="Cambria Math" w:hAnsi="Cambria Math"/>
+                    </w:rPr>
+                  </m:ctrlPr>
+                </m:sSubPr>
+                <m:e>
+                  <m:r>
+                    <w:rPr>
+                      <w:rFonts w:ascii="Cambria Math" w:hAnsi="Cambria Math"/>
+                    </w:rPr>
+                    <m:t>t</m:t>
+                  </m:r>
+                </m:e>
+                <m:sub>
+                  <m:r>
+                    <w:rPr>
+                      <w:rFonts w:ascii="Cambria Math" w:hAnsi="Cambria Math"/>
+                    </w:rPr>
+                    <m:t>0</m:t>
+                  </m:r>
+                </m:sub>
+              </m:sSub>
+              <m:r>
+                <w:rPr>
+                  <w:rFonts w:ascii="Cambria Math" w:hAnsi="Cambria Math"/>
+                </w:rPr>
+                <m:t>)</m:t>
+              </m:r>
+            </m:e>
+          </m:borderBox>
+        </m:oMath>
+      </m:oMathPara>
+    </w:p>
+    <w:p>
+      <w:pPr>
+        <w:ind w:firstLine="0"/>
       </w:pPr>
       <w:r>
         <w:rPr>
@@ -2754,7 +3359,7 @@
                     <pic:cNvPicPr/>
                   </pic:nvPicPr>
                   <pic:blipFill>
-                    <a:blip r:embed="rId8"/>
+                    <a:blip r:embed="rId9"/>
                     <a:stretch>
                       <a:fillRect/>
                     </a:stretch>
@@ -2779,6 +3384,479 @@
       <w:pPr>
         <w:ind w:firstLine="0"/>
       </w:pPr>
+      <w:proofErr w:type="gramStart"/>
+      <w:r>
+        <w:t>设系统</w:t>
+      </w:r>
+      <w:proofErr w:type="gramEnd"/>
+      <w:r>
+        <w:t>为：</w:t>
+      </w:r>
+    </w:p>
+    <w:p>
+      <w:pPr>
+        <w:ind w:firstLine="0"/>
+      </w:pPr>
+      <m:oMathPara>
+        <m:oMath>
+          <m:r>
+            <w:rPr>
+              <w:rFonts w:ascii="Cambria Math" w:hAnsi="Cambria Math"/>
+            </w:rPr>
+            <m:t>y(t)=T{x(t)}</m:t>
+          </m:r>
+        </m:oMath>
+      </m:oMathPara>
+    </w:p>
+    <w:p>
+      <w:pPr>
+        <w:ind w:firstLine="0"/>
+        <w:rPr>
+          <w:b/>
+          <w:bCs/>
+        </w:rPr>
+      </w:pPr>
+      <w:r>
+        <w:rPr>
+          <w:b/>
+          <w:bCs/>
+        </w:rPr>
+        <w:lastRenderedPageBreak/>
+        <w:t>路径</w:t>
+      </w:r>
+      <w:r>
+        <w:rPr>
+          <w:b/>
+          <w:bCs/>
+        </w:rPr>
+        <w:t xml:space="preserve"> A</w:t>
+      </w:r>
+      <w:r>
+        <w:rPr>
+          <w:b/>
+          <w:bCs/>
+        </w:rPr>
+        <w:t>：先合成输入，再进系统</w:t>
+      </w:r>
+    </w:p>
+    <w:p>
+      <w:pPr>
+        <w:ind w:firstLine="0"/>
+      </w:pPr>
+      <w:r>
+        <w:t>把输入换成：</w:t>
+      </w:r>
+    </w:p>
+    <w:p>
+      <w:pPr>
+        <w:ind w:firstLine="0"/>
+      </w:pPr>
+      <m:oMathPara>
+        <m:oMath>
+          <m:r>
+            <w:rPr>
+              <w:rFonts w:ascii="Cambria Math" w:hAnsi="Cambria Math"/>
+            </w:rPr>
+            <m:t>x(t)=a</m:t>
+          </m:r>
+          <m:sSub>
+            <m:sSubPr>
+              <m:ctrlPr>
+                <w:rPr>
+                  <w:rFonts w:ascii="Cambria Math" w:hAnsi="Cambria Math"/>
+                </w:rPr>
+              </m:ctrlPr>
+            </m:sSubPr>
+            <m:e>
+              <m:r>
+                <w:rPr>
+                  <w:rFonts w:ascii="Cambria Math" w:hAnsi="Cambria Math"/>
+                </w:rPr>
+                <m:t>x</m:t>
+              </m:r>
+            </m:e>
+            <m:sub>
+              <m:r>
+                <w:rPr>
+                  <w:rFonts w:ascii="Cambria Math" w:hAnsi="Cambria Math"/>
+                </w:rPr>
+                <m:t>1</m:t>
+              </m:r>
+            </m:sub>
+          </m:sSub>
+          <m:r>
+            <w:rPr>
+              <w:rFonts w:ascii="Cambria Math" w:hAnsi="Cambria Math"/>
+            </w:rPr>
+            <m:t>(t)+b</m:t>
+          </m:r>
+          <m:sSub>
+            <m:sSubPr>
+              <m:ctrlPr>
+                <w:rPr>
+                  <w:rFonts w:ascii="Cambria Math" w:hAnsi="Cambria Math"/>
+                </w:rPr>
+              </m:ctrlPr>
+            </m:sSubPr>
+            <m:e>
+              <m:r>
+                <w:rPr>
+                  <w:rFonts w:ascii="Cambria Math" w:hAnsi="Cambria Math"/>
+                </w:rPr>
+                <m:t>x</m:t>
+              </m:r>
+            </m:e>
+            <m:sub>
+              <m:r>
+                <w:rPr>
+                  <w:rFonts w:ascii="Cambria Math" w:hAnsi="Cambria Math"/>
+                </w:rPr>
+                <m:t>2</m:t>
+              </m:r>
+            </m:sub>
+          </m:sSub>
+          <m:r>
+            <w:rPr>
+              <w:rFonts w:ascii="Cambria Math" w:hAnsi="Cambria Math"/>
+            </w:rPr>
+            <m:t>(t)</m:t>
+          </m:r>
+        </m:oMath>
+      </m:oMathPara>
+    </w:p>
+    <w:p>
+      <w:pPr>
+        <w:ind w:firstLine="0"/>
+      </w:pPr>
+      <w:r>
+        <w:t>得到：</w:t>
+      </w:r>
+    </w:p>
+    <w:p>
+      <w:pPr>
+        <w:ind w:firstLine="0"/>
+      </w:pPr>
+      <m:oMathPara>
+        <m:oMath>
+          <m:borderBox>
+            <m:borderBoxPr>
+              <m:ctrlPr>
+                <w:rPr>
+                  <w:rFonts w:ascii="Cambria Math" w:hAnsi="Cambria Math"/>
+                </w:rPr>
+              </m:ctrlPr>
+            </m:borderBoxPr>
+            <m:e>
+              <m:r>
+                <w:rPr>
+                  <w:rFonts w:ascii="Cambria Math" w:hAnsi="Cambria Math"/>
+                </w:rPr>
+                <m:t>T{a</m:t>
+              </m:r>
+              <m:sSub>
+                <m:sSubPr>
+                  <m:ctrlPr>
+                    <w:rPr>
+                      <w:rFonts w:ascii="Cambria Math" w:hAnsi="Cambria Math"/>
+                    </w:rPr>
+                  </m:ctrlPr>
+                </m:sSubPr>
+                <m:e>
+                  <m:r>
+                    <w:rPr>
+                      <w:rFonts w:ascii="Cambria Math" w:hAnsi="Cambria Math"/>
+                    </w:rPr>
+                    <m:t>x</m:t>
+                  </m:r>
+                </m:e>
+                <m:sub>
+                  <m:r>
+                    <w:rPr>
+                      <w:rFonts w:ascii="Cambria Math" w:hAnsi="Cambria Math"/>
+                    </w:rPr>
+                    <m:t>1</m:t>
+                  </m:r>
+                </m:sub>
+              </m:sSub>
+              <m:r>
+                <w:rPr>
+                  <w:rFonts w:ascii="Cambria Math" w:hAnsi="Cambria Math"/>
+                </w:rPr>
+                <m:t>(t)+b</m:t>
+              </m:r>
+              <m:sSub>
+                <m:sSubPr>
+                  <m:ctrlPr>
+                    <w:rPr>
+                      <w:rFonts w:ascii="Cambria Math" w:hAnsi="Cambria Math"/>
+                    </w:rPr>
+                  </m:ctrlPr>
+                </m:sSubPr>
+                <m:e>
+                  <m:r>
+                    <w:rPr>
+                      <w:rFonts w:ascii="Cambria Math" w:hAnsi="Cambria Math"/>
+                    </w:rPr>
+                    <m:t>x</m:t>
+                  </m:r>
+                </m:e>
+                <m:sub>
+                  <m:r>
+                    <w:rPr>
+                      <w:rFonts w:ascii="Cambria Math" w:hAnsi="Cambria Math"/>
+                    </w:rPr>
+                    <m:t>2</m:t>
+                  </m:r>
+                </m:sub>
+              </m:sSub>
+              <m:r>
+                <w:rPr>
+                  <w:rFonts w:ascii="Cambria Math" w:hAnsi="Cambria Math"/>
+                </w:rPr>
+                <m:t>(t)}</m:t>
+              </m:r>
+            </m:e>
+          </m:borderBox>
+        </m:oMath>
+      </m:oMathPara>
+    </w:p>
+    <w:p>
+      <w:pPr>
+        <w:ind w:firstLine="0"/>
+      </w:pPr>
+      <w:r>
+        <w:pict w14:anchorId="3E8EF6CA">
+          <v:rect id="_x0000_i1365" style="width:0;height:1.5pt" o:hralign="center" o:hrstd="t" o:hr="t" fillcolor="#a0a0a0" stroked="f"/>
+        </w:pict>
+      </w:r>
+    </w:p>
+    <w:p>
+      <w:pPr>
+        <w:ind w:firstLine="0"/>
+        <w:rPr>
+          <w:b/>
+          <w:bCs/>
+        </w:rPr>
+      </w:pPr>
+      <w:r>
+        <w:rPr>
+          <w:b/>
+          <w:bCs/>
+        </w:rPr>
+        <w:t>路径</w:t>
+      </w:r>
+      <w:r>
+        <w:rPr>
+          <w:b/>
+          <w:bCs/>
+        </w:rPr>
+        <w:t xml:space="preserve"> B</w:t>
+      </w:r>
+      <w:r>
+        <w:rPr>
+          <w:b/>
+          <w:bCs/>
+        </w:rPr>
+        <w:t>：分别进系统，再线性组合输出</w:t>
+      </w:r>
+    </w:p>
+    <w:p>
+      <w:pPr>
+        <w:ind w:firstLine="0"/>
+      </w:pPr>
+      <w:r>
+        <w:t>先算：</w:t>
+      </w:r>
+    </w:p>
+    <w:p>
+      <w:pPr>
+        <w:ind w:firstLine="0"/>
+      </w:pPr>
+      <m:oMathPara>
+        <m:oMath>
+          <m:r>
+            <w:rPr>
+              <w:rFonts w:ascii="Cambria Math" w:hAnsi="Cambria Math"/>
+            </w:rPr>
+            <m:t>T{</m:t>
+          </m:r>
+          <m:sSub>
+            <m:sSubPr>
+              <m:ctrlPr>
+                <w:rPr>
+                  <w:rFonts w:ascii="Cambria Math" w:hAnsi="Cambria Math"/>
+                </w:rPr>
+              </m:ctrlPr>
+            </m:sSubPr>
+            <m:e>
+              <m:r>
+                <w:rPr>
+                  <w:rFonts w:ascii="Cambria Math" w:hAnsi="Cambria Math"/>
+                </w:rPr>
+                <m:t>x</m:t>
+              </m:r>
+            </m:e>
+            <m:sub>
+              <m:r>
+                <w:rPr>
+                  <w:rFonts w:ascii="Cambria Math" w:hAnsi="Cambria Math"/>
+                </w:rPr>
+                <m:t>1</m:t>
+              </m:r>
+            </m:sub>
+          </m:sSub>
+          <m:r>
+            <w:rPr>
+              <w:rFonts w:ascii="Cambria Math" w:hAnsi="Cambria Math"/>
+            </w:rPr>
+            <m:t>(t)}</m:t>
+          </m:r>
+          <m:r>
+            <w:rPr>
+              <w:i/>
+            </w:rPr>
+            <w:br/>
+          </m:r>
+        </m:oMath>
+        <m:oMath>
+          <m:r>
+            <w:rPr>
+              <w:rFonts w:ascii="Cambria Math" w:hAnsi="Cambria Math"/>
+            </w:rPr>
+            <m:t>T{</m:t>
+          </m:r>
+          <m:sSub>
+            <m:sSubPr>
+              <m:ctrlPr>
+                <w:rPr>
+                  <w:rFonts w:ascii="Cambria Math" w:hAnsi="Cambria Math"/>
+                </w:rPr>
+              </m:ctrlPr>
+            </m:sSubPr>
+            <m:e>
+              <m:r>
+                <w:rPr>
+                  <w:rFonts w:ascii="Cambria Math" w:hAnsi="Cambria Math"/>
+                </w:rPr>
+                <m:t>x</m:t>
+              </m:r>
+            </m:e>
+            <m:sub>
+              <m:r>
+                <w:rPr>
+                  <w:rFonts w:ascii="Cambria Math" w:hAnsi="Cambria Math"/>
+                </w:rPr>
+                <m:t>2</m:t>
+              </m:r>
+            </m:sub>
+          </m:sSub>
+          <m:r>
+            <w:rPr>
+              <w:rFonts w:ascii="Cambria Math" w:hAnsi="Cambria Math"/>
+            </w:rPr>
+            <m:t>(t)}</m:t>
+          </m:r>
+        </m:oMath>
+      </m:oMathPara>
+    </w:p>
+    <w:p>
+      <w:pPr>
+        <w:ind w:firstLine="0"/>
+      </w:pPr>
+      <w:r>
+        <w:t>然后组合：</w:t>
+      </w:r>
+    </w:p>
+    <w:p>
+      <w:pPr>
+        <w:ind w:firstLine="0"/>
+      </w:pPr>
+      <m:oMathPara>
+        <m:oMath>
+          <m:borderBox>
+            <m:borderBoxPr>
+              <m:ctrlPr>
+                <w:rPr>
+                  <w:rFonts w:ascii="Cambria Math" w:hAnsi="Cambria Math"/>
+                </w:rPr>
+              </m:ctrlPr>
+            </m:borderBoxPr>
+            <m:e>
+              <m:r>
+                <w:rPr>
+                  <w:rFonts w:ascii="Cambria Math" w:hAnsi="Cambria Math"/>
+                </w:rPr>
+                <m:t>aT{</m:t>
+              </m:r>
+              <m:sSub>
+                <m:sSubPr>
+                  <m:ctrlPr>
+                    <w:rPr>
+                      <w:rFonts w:ascii="Cambria Math" w:hAnsi="Cambria Math"/>
+                    </w:rPr>
+                  </m:ctrlPr>
+                </m:sSubPr>
+                <m:e>
+                  <m:r>
+                    <w:rPr>
+                      <w:rFonts w:ascii="Cambria Math" w:hAnsi="Cambria Math"/>
+                    </w:rPr>
+                    <m:t>x</m:t>
+                  </m:r>
+                </m:e>
+                <m:sub>
+                  <m:r>
+                    <w:rPr>
+                      <w:rFonts w:ascii="Cambria Math" w:hAnsi="Cambria Math"/>
+                    </w:rPr>
+                    <m:t>1</m:t>
+                  </m:r>
+                </m:sub>
+              </m:sSub>
+              <m:r>
+                <w:rPr>
+                  <w:rFonts w:ascii="Cambria Math" w:hAnsi="Cambria Math"/>
+                </w:rPr>
+                <m:t>(t)}+bT{</m:t>
+              </m:r>
+              <m:sSub>
+                <m:sSubPr>
+                  <m:ctrlPr>
+                    <w:rPr>
+                      <w:rFonts w:ascii="Cambria Math" w:hAnsi="Cambria Math"/>
+                    </w:rPr>
+                  </m:ctrlPr>
+                </m:sSubPr>
+                <m:e>
+                  <m:r>
+                    <w:rPr>
+                      <w:rFonts w:ascii="Cambria Math" w:hAnsi="Cambria Math"/>
+                    </w:rPr>
+                    <m:t>x</m:t>
+                  </m:r>
+                </m:e>
+                <m:sub>
+                  <m:r>
+                    <w:rPr>
+                      <w:rFonts w:ascii="Cambria Math" w:hAnsi="Cambria Math"/>
+                    </w:rPr>
+                    <m:t>2</m:t>
+                  </m:r>
+                </m:sub>
+              </m:sSub>
+              <m:r>
+                <w:rPr>
+                  <w:rFonts w:ascii="Cambria Math" w:hAnsi="Cambria Math"/>
+                </w:rPr>
+                <m:t>(t)}</m:t>
+              </m:r>
+            </m:e>
+          </m:borderBox>
+          <m:r>
+            <w:br/>
+          </m:r>
+        </m:oMath>
+      </m:oMathPara>
     </w:p>
     <w:p>
       <w:pPr>
@@ -2818,7 +3896,7 @@
                     <pic:cNvPicPr/>
                   </pic:nvPicPr>
                   <pic:blipFill>
-                    <a:blip r:embed="rId9"/>
+                    <a:blip r:embed="rId10"/>
                     <a:stretch>
                       <a:fillRect/>
                     </a:stretch>
@@ -2847,7 +3925,6 @@
         <w:rPr>
           <w:noProof/>
         </w:rPr>
-        <w:lastRenderedPageBreak/>
         <w:drawing>
           <wp:inline distT="0" distB="0" distL="0" distR="0" wp14:anchorId="77546E9E" wp14:editId="4892280C">
             <wp:extent cx="5274310" cy="2527300"/>
@@ -2864,7 +3941,7 @@
                     <pic:cNvPicPr/>
                   </pic:nvPicPr>
                   <pic:blipFill>
-                    <a:blip r:embed="rId10"/>
+                    <a:blip r:embed="rId11"/>
                     <a:stretch>
                       <a:fillRect/>
                     </a:stretch>
@@ -2893,6 +3970,7 @@
         <w:rPr>
           <w:noProof/>
         </w:rPr>
+        <w:lastRenderedPageBreak/>
         <w:drawing>
           <wp:inline distT="0" distB="0" distL="0" distR="0" wp14:anchorId="71BA3046" wp14:editId="3E5C539A">
             <wp:extent cx="5274310" cy="2444750"/>
@@ -2909,7 +3987,7 @@
                     <pic:cNvPicPr/>
                   </pic:nvPicPr>
                   <pic:blipFill>
-                    <a:blip r:embed="rId11"/>
+                    <a:blip r:embed="rId12"/>
                     <a:stretch>
                       <a:fillRect/>
                     </a:stretch>
@@ -2934,6 +4012,855 @@
       <w:pPr>
         <w:ind w:firstLine="0"/>
       </w:pPr>
+      <w:r>
+        <w:t>假设输入</w:t>
+      </w:r>
+      <w:r>
+        <w:t xml:space="preserve"> </w:t>
+      </w:r>
+      <m:oMath>
+        <m:r>
+          <w:rPr>
+            <w:rFonts w:ascii="Cambria Math" w:hAnsi="Cambria Math"/>
+          </w:rPr>
+          <m:t>x(t)</m:t>
+        </m:r>
+      </m:oMath>
+      <w:r>
+        <w:t>有界：</w:t>
+      </w:r>
+    </w:p>
+    <w:p>
+      <w:pPr>
+        <w:ind w:firstLine="0"/>
+      </w:pPr>
+      <m:oMathPara>
+        <m:oMath>
+          <m:r>
+            <m:rPr>
+              <m:sty m:val="p"/>
+            </m:rPr>
+            <w:rPr>
+              <w:rFonts w:ascii="Cambria Math" w:hAnsi="Cambria Math"/>
+            </w:rPr>
+            <m:t>∣</m:t>
+          </m:r>
+          <m:r>
+            <w:rPr>
+              <w:rFonts w:ascii="Cambria Math" w:hAnsi="Cambria Math"/>
+            </w:rPr>
+            <m:t>x(t)</m:t>
+          </m:r>
+          <m:r>
+            <m:rPr>
+              <m:sty m:val="p"/>
+            </m:rPr>
+            <w:rPr>
+              <w:rFonts w:ascii="Cambria Math" w:hAnsi="Cambria Math"/>
+            </w:rPr>
+            <m:t>∣</m:t>
+          </m:r>
+          <m:r>
+            <w:rPr>
+              <w:rFonts w:ascii="Cambria Math" w:hAnsi="Cambria Math"/>
+            </w:rPr>
+            <m:t>≤</m:t>
+          </m:r>
+          <m:sSub>
+            <m:sSubPr>
+              <m:ctrlPr>
+                <w:rPr>
+                  <w:rFonts w:ascii="Cambria Math" w:hAnsi="Cambria Math"/>
+                </w:rPr>
+              </m:ctrlPr>
+            </m:sSubPr>
+            <m:e>
+              <m:r>
+                <w:rPr>
+                  <w:rFonts w:ascii="Cambria Math" w:hAnsi="Cambria Math"/>
+                </w:rPr>
+                <m:t>M</m:t>
+              </m:r>
+            </m:e>
+            <m:sub>
+              <m:r>
+                <w:rPr>
+                  <w:rFonts w:ascii="Cambria Math" w:hAnsi="Cambria Math"/>
+                </w:rPr>
+                <m:t>x</m:t>
+              </m:r>
+            </m:sub>
+          </m:sSub>
+        </m:oMath>
+      </m:oMathPara>
+    </w:p>
+    <w:p>
+      <w:pPr>
+        <w:ind w:firstLine="0"/>
+      </w:pPr>
+      <w:r>
+        <w:t>输出为：</w:t>
+      </w:r>
+    </w:p>
+    <w:p>
+      <w:pPr>
+        <w:ind w:firstLine="0"/>
+      </w:pPr>
+      <m:oMathPara>
+        <m:oMath>
+          <m:r>
+            <w:rPr>
+              <w:rFonts w:ascii="Cambria Math" w:hAnsi="Cambria Math"/>
+            </w:rPr>
+            <m:t>y(t)=</m:t>
+          </m:r>
+          <m:nary>
+            <m:naryPr>
+              <m:limLoc m:val="subSup"/>
+              <m:grow m:val="1"/>
+              <m:ctrlPr>
+                <w:rPr>
+                  <w:rFonts w:ascii="Cambria Math" w:hAnsi="Cambria Math"/>
+                </w:rPr>
+              </m:ctrlPr>
+            </m:naryPr>
+            <m:sub>
+              <m:r>
+                <w:rPr>
+                  <w:rFonts w:ascii="Cambria Math" w:hAnsi="Cambria Math"/>
+                </w:rPr>
+                <m:t>-</m:t>
+              </m:r>
+              <m:r>
+                <m:rPr>
+                  <m:sty m:val="p"/>
+                </m:rPr>
+                <w:rPr>
+                  <w:rFonts w:ascii="Cambria Math" w:hAnsi="Cambria Math"/>
+                </w:rPr>
+                <m:t>∞</m:t>
+              </m:r>
+            </m:sub>
+            <m:sup>
+              <m:r>
+                <m:rPr>
+                  <m:sty m:val="p"/>
+                </m:rPr>
+                <w:rPr>
+                  <w:rFonts w:ascii="Cambria Math" w:hAnsi="Cambria Math"/>
+                </w:rPr>
+                <m:t>∞</m:t>
+              </m:r>
+            </m:sup>
+            <m:e>
+              <m:r>
+                <w:rPr>
+                  <w:rFonts w:ascii="Cambria Math" w:hAnsi="Cambria Math"/>
+                </w:rPr>
+                <m:t>x(τ)h(t-τ)dτ</m:t>
+              </m:r>
+            </m:e>
+          </m:nary>
+        </m:oMath>
+      </m:oMathPara>
+    </w:p>
+    <w:p>
+      <w:pPr>
+        <w:ind w:firstLine="0"/>
+      </w:pPr>
+      <w:r>
+        <w:t>对两边取绝对值：</w:t>
+      </w:r>
+    </w:p>
+    <w:p>
+      <w:pPr>
+        <w:ind w:firstLine="0"/>
+        <w:rPr>
+          <w:rFonts w:hint="eastAsia"/>
+        </w:rPr>
+      </w:pPr>
+      <m:oMathPara>
+        <m:oMath>
+          <m:r>
+            <m:rPr>
+              <m:sty m:val="p"/>
+            </m:rPr>
+            <w:rPr>
+              <w:rFonts w:ascii="Cambria Math" w:hAnsi="Cambria Math"/>
+            </w:rPr>
+            <m:t>∣</m:t>
+          </m:r>
+          <m:r>
+            <w:rPr>
+              <w:rFonts w:ascii="Cambria Math" w:hAnsi="Cambria Math"/>
+            </w:rPr>
+            <m:t>y(t)</m:t>
+          </m:r>
+          <m:r>
+            <m:rPr>
+              <m:sty m:val="p"/>
+            </m:rPr>
+            <w:rPr>
+              <w:rFonts w:ascii="Cambria Math" w:hAnsi="Cambria Math"/>
+            </w:rPr>
+            <m:t>∣</m:t>
+          </m:r>
+          <m:r>
+            <w:rPr>
+              <w:rFonts w:ascii="Cambria Math" w:hAnsi="Cambria Math"/>
+            </w:rPr>
+            <m:t>=∣</m:t>
+          </m:r>
+          <m:nary>
+            <m:naryPr>
+              <m:limLoc m:val="subSup"/>
+              <m:grow m:val="1"/>
+              <m:ctrlPr>
+                <w:rPr>
+                  <w:rFonts w:ascii="Cambria Math" w:hAnsi="Cambria Math"/>
+                </w:rPr>
+              </m:ctrlPr>
+            </m:naryPr>
+            <m:sub>
+              <m:r>
+                <w:rPr>
+                  <w:rFonts w:ascii="Cambria Math" w:hAnsi="Cambria Math"/>
+                </w:rPr>
+                <m:t>-</m:t>
+              </m:r>
+              <m:r>
+                <m:rPr>
+                  <m:sty m:val="p"/>
+                </m:rPr>
+                <w:rPr>
+                  <w:rFonts w:ascii="Cambria Math" w:hAnsi="Cambria Math"/>
+                </w:rPr>
+                <m:t>∞</m:t>
+              </m:r>
+            </m:sub>
+            <m:sup>
+              <m:r>
+                <m:rPr>
+                  <m:sty m:val="p"/>
+                </m:rPr>
+                <w:rPr>
+                  <w:rFonts w:ascii="Cambria Math" w:hAnsi="Cambria Math"/>
+                </w:rPr>
+                <m:t>∞</m:t>
+              </m:r>
+            </m:sup>
+            <m:e>
+              <m:r>
+                <w:rPr>
+                  <w:rFonts w:ascii="Cambria Math" w:hAnsi="Cambria Math"/>
+                </w:rPr>
+                <m:t>x(τ)h(t-τ)dτ∣</m:t>
+              </m:r>
+            </m:e>
+          </m:nary>
+        </m:oMath>
+      </m:oMathPara>
+    </w:p>
+    <w:p>
+      <w:pPr>
+        <w:ind w:firstLine="0"/>
+      </w:pPr>
+      <w:r>
+        <w:t>所以：</w:t>
+      </w:r>
+    </w:p>
+    <w:p>
+      <w:pPr>
+        <w:ind w:firstLine="0"/>
+      </w:pPr>
+      <m:oMathPara>
+        <m:oMath>
+          <m:r>
+            <m:rPr>
+              <m:sty m:val="p"/>
+            </m:rPr>
+            <w:rPr>
+              <w:rFonts w:ascii="Cambria Math" w:hAnsi="Cambria Math"/>
+            </w:rPr>
+            <m:t>∣</m:t>
+          </m:r>
+          <m:r>
+            <w:rPr>
+              <w:rFonts w:ascii="Cambria Math" w:hAnsi="Cambria Math"/>
+            </w:rPr>
+            <m:t>y(t)</m:t>
+          </m:r>
+          <m:r>
+            <m:rPr>
+              <m:sty m:val="p"/>
+            </m:rPr>
+            <w:rPr>
+              <w:rFonts w:ascii="Cambria Math" w:hAnsi="Cambria Math"/>
+            </w:rPr>
+            <m:t>∣</m:t>
+          </m:r>
+          <m:r>
+            <w:rPr>
+              <w:rFonts w:ascii="Cambria Math" w:hAnsi="Cambria Math"/>
+            </w:rPr>
+            <m:t>≤</m:t>
+          </m:r>
+          <m:nary>
+            <m:naryPr>
+              <m:limLoc m:val="subSup"/>
+              <m:grow m:val="1"/>
+              <m:ctrlPr>
+                <w:rPr>
+                  <w:rFonts w:ascii="Cambria Math" w:hAnsi="Cambria Math"/>
+                </w:rPr>
+              </m:ctrlPr>
+            </m:naryPr>
+            <m:sub>
+              <m:r>
+                <w:rPr>
+                  <w:rFonts w:ascii="Cambria Math" w:hAnsi="Cambria Math"/>
+                </w:rPr>
+                <m:t>-</m:t>
+              </m:r>
+              <m:r>
+                <m:rPr>
+                  <m:sty m:val="p"/>
+                </m:rPr>
+                <w:rPr>
+                  <w:rFonts w:ascii="Cambria Math" w:hAnsi="Cambria Math"/>
+                </w:rPr>
+                <m:t>∞</m:t>
+              </m:r>
+            </m:sub>
+            <m:sup>
+              <m:r>
+                <m:rPr>
+                  <m:sty m:val="p"/>
+                </m:rPr>
+                <w:rPr>
+                  <w:rFonts w:ascii="Cambria Math" w:hAnsi="Cambria Math"/>
+                </w:rPr>
+                <m:t>∞</m:t>
+              </m:r>
+            </m:sup>
+            <m:e>
+              <m:r>
+                <m:rPr>
+                  <m:sty m:val="p"/>
+                </m:rPr>
+                <w:rPr>
+                  <w:rFonts w:ascii="Cambria Math" w:hAnsi="Cambria Math"/>
+                </w:rPr>
+                <m:t>∣</m:t>
+              </m:r>
+              <m:r>
+                <w:rPr>
+                  <w:rFonts w:ascii="Cambria Math" w:hAnsi="Cambria Math"/>
+                </w:rPr>
+                <m:t>x(τ)</m:t>
+              </m:r>
+              <m:r>
+                <m:rPr>
+                  <m:sty m:val="p"/>
+                </m:rPr>
+                <w:rPr>
+                  <w:rFonts w:ascii="Cambria Math" w:hAnsi="Cambria Math"/>
+                </w:rPr>
+                <m:t>∣∣</m:t>
+              </m:r>
+              <m:r>
+                <w:rPr>
+                  <w:rFonts w:ascii="Cambria Math" w:hAnsi="Cambria Math"/>
+                </w:rPr>
+                <m:t>h(t-τ)</m:t>
+              </m:r>
+              <m:r>
+                <m:rPr>
+                  <m:sty m:val="p"/>
+                </m:rPr>
+                <w:rPr>
+                  <w:rFonts w:ascii="Cambria Math" w:hAnsi="Cambria Math"/>
+                </w:rPr>
+                <m:t>∣</m:t>
+              </m:r>
+              <m:r>
+                <w:rPr>
+                  <w:rFonts w:ascii="Cambria Math" w:hAnsi="Cambria Math"/>
+                </w:rPr>
+                <m:t>dτ</m:t>
+              </m:r>
+            </m:e>
+          </m:nary>
+        </m:oMath>
+      </m:oMathPara>
+    </w:p>
+    <w:p>
+      <w:pPr>
+        <w:ind w:firstLine="0"/>
+      </w:pPr>
+      <w:r>
+        <w:t>因为：</w:t>
+      </w:r>
+    </w:p>
+    <w:p>
+      <w:pPr>
+        <w:ind w:firstLine="0"/>
+      </w:pPr>
+      <m:oMathPara>
+        <m:oMath>
+          <m:r>
+            <m:rPr>
+              <m:sty m:val="p"/>
+            </m:rPr>
+            <w:rPr>
+              <w:rFonts w:ascii="Cambria Math" w:hAnsi="Cambria Math"/>
+            </w:rPr>
+            <m:t>∣</m:t>
+          </m:r>
+          <m:r>
+            <w:rPr>
+              <w:rFonts w:ascii="Cambria Math" w:hAnsi="Cambria Math"/>
+            </w:rPr>
+            <m:t>x(τ)</m:t>
+          </m:r>
+          <m:r>
+            <m:rPr>
+              <m:sty m:val="p"/>
+            </m:rPr>
+            <w:rPr>
+              <w:rFonts w:ascii="Cambria Math" w:hAnsi="Cambria Math"/>
+            </w:rPr>
+            <m:t>∣</m:t>
+          </m:r>
+          <m:r>
+            <w:rPr>
+              <w:rFonts w:ascii="Cambria Math" w:hAnsi="Cambria Math"/>
+            </w:rPr>
+            <m:t>≤</m:t>
+          </m:r>
+          <m:sSub>
+            <m:sSubPr>
+              <m:ctrlPr>
+                <w:rPr>
+                  <w:rFonts w:ascii="Cambria Math" w:hAnsi="Cambria Math"/>
+                </w:rPr>
+              </m:ctrlPr>
+            </m:sSubPr>
+            <m:e>
+              <m:r>
+                <w:rPr>
+                  <w:rFonts w:ascii="Cambria Math" w:hAnsi="Cambria Math"/>
+                </w:rPr>
+                <m:t>M</m:t>
+              </m:r>
+            </m:e>
+            <m:sub>
+              <m:r>
+                <w:rPr>
+                  <w:rFonts w:ascii="Cambria Math" w:hAnsi="Cambria Math"/>
+                </w:rPr>
+                <m:t>x</m:t>
+              </m:r>
+            </m:sub>
+          </m:sSub>
+        </m:oMath>
+      </m:oMathPara>
+    </w:p>
+    <w:p>
+      <w:pPr>
+        <w:ind w:firstLine="0"/>
+      </w:pPr>
+      <w:r>
+        <w:t>所以：</w:t>
+      </w:r>
+    </w:p>
+    <w:p>
+      <w:pPr>
+        <w:ind w:firstLine="0"/>
+      </w:pPr>
+      <m:oMathPara>
+        <m:oMath>
+          <m:r>
+            <m:rPr>
+              <m:sty m:val="p"/>
+            </m:rPr>
+            <w:rPr>
+              <w:rFonts w:ascii="Cambria Math" w:hAnsi="Cambria Math"/>
+            </w:rPr>
+            <m:t>∣</m:t>
+          </m:r>
+          <m:r>
+            <w:rPr>
+              <w:rFonts w:ascii="Cambria Math" w:hAnsi="Cambria Math"/>
+            </w:rPr>
+            <m:t>y(t)</m:t>
+          </m:r>
+          <m:r>
+            <m:rPr>
+              <m:sty m:val="p"/>
+            </m:rPr>
+            <w:rPr>
+              <w:rFonts w:ascii="Cambria Math" w:hAnsi="Cambria Math"/>
+            </w:rPr>
+            <m:t>∣</m:t>
+          </m:r>
+          <m:r>
+            <w:rPr>
+              <w:rFonts w:ascii="Cambria Math" w:hAnsi="Cambria Math"/>
+            </w:rPr>
+            <m:t>≤</m:t>
+          </m:r>
+          <m:sSub>
+            <m:sSubPr>
+              <m:ctrlPr>
+                <w:rPr>
+                  <w:rFonts w:ascii="Cambria Math" w:hAnsi="Cambria Math"/>
+                </w:rPr>
+              </m:ctrlPr>
+            </m:sSubPr>
+            <m:e>
+              <m:r>
+                <w:rPr>
+                  <w:rFonts w:ascii="Cambria Math" w:hAnsi="Cambria Math"/>
+                </w:rPr>
+                <m:t>M</m:t>
+              </m:r>
+            </m:e>
+            <m:sub>
+              <m:r>
+                <w:rPr>
+                  <w:rFonts w:ascii="Cambria Math" w:hAnsi="Cambria Math"/>
+                </w:rPr>
+                <m:t>x</m:t>
+              </m:r>
+            </m:sub>
+          </m:sSub>
+          <m:nary>
+            <m:naryPr>
+              <m:limLoc m:val="subSup"/>
+              <m:grow m:val="1"/>
+              <m:ctrlPr>
+                <w:rPr>
+                  <w:rFonts w:ascii="Cambria Math" w:hAnsi="Cambria Math"/>
+                </w:rPr>
+              </m:ctrlPr>
+            </m:naryPr>
+            <m:sub>
+              <m:r>
+                <w:rPr>
+                  <w:rFonts w:ascii="Cambria Math" w:hAnsi="Cambria Math"/>
+                </w:rPr>
+                <m:t>-</m:t>
+              </m:r>
+              <m:r>
+                <m:rPr>
+                  <m:sty m:val="p"/>
+                </m:rPr>
+                <w:rPr>
+                  <w:rFonts w:ascii="Cambria Math" w:hAnsi="Cambria Math"/>
+                </w:rPr>
+                <m:t>∞</m:t>
+              </m:r>
+            </m:sub>
+            <m:sup>
+              <m:r>
+                <m:rPr>
+                  <m:sty m:val="p"/>
+                </m:rPr>
+                <w:rPr>
+                  <w:rFonts w:ascii="Cambria Math" w:hAnsi="Cambria Math"/>
+                </w:rPr>
+                <m:t>∞</m:t>
+              </m:r>
+            </m:sup>
+            <m:e>
+              <m:r>
+                <m:rPr>
+                  <m:sty m:val="p"/>
+                </m:rPr>
+                <w:rPr>
+                  <w:rFonts w:ascii="Cambria Math" w:hAnsi="Cambria Math"/>
+                </w:rPr>
+                <m:t>∣</m:t>
+              </m:r>
+              <m:r>
+                <w:rPr>
+                  <w:rFonts w:ascii="Cambria Math" w:hAnsi="Cambria Math"/>
+                </w:rPr>
+                <m:t>h(t-τ)</m:t>
+              </m:r>
+              <m:r>
+                <m:rPr>
+                  <m:sty m:val="p"/>
+                </m:rPr>
+                <w:rPr>
+                  <w:rFonts w:ascii="Cambria Math" w:hAnsi="Cambria Math"/>
+                </w:rPr>
+                <m:t>∣</m:t>
+              </m:r>
+              <m:r>
+                <w:rPr>
+                  <w:rFonts w:ascii="Cambria Math" w:hAnsi="Cambria Math"/>
+                </w:rPr>
+                <m:t>dτ</m:t>
+              </m:r>
+            </m:e>
+          </m:nary>
+        </m:oMath>
+      </m:oMathPara>
+    </w:p>
+    <w:p>
+      <w:pPr>
+        <w:ind w:firstLine="0"/>
+      </w:pPr>
+      <w:r>
+        <w:t>如果：</w:t>
+      </w:r>
+    </w:p>
+    <w:p>
+      <w:pPr>
+        <w:ind w:firstLine="0"/>
+      </w:pPr>
+      <m:oMathPara>
+        <m:oMath>
+          <m:nary>
+            <m:naryPr>
+              <m:limLoc m:val="subSup"/>
+              <m:grow m:val="1"/>
+              <m:ctrlPr>
+                <w:rPr>
+                  <w:rFonts w:ascii="Cambria Math" w:hAnsi="Cambria Math"/>
+                </w:rPr>
+              </m:ctrlPr>
+            </m:naryPr>
+            <m:sub>
+              <m:r>
+                <w:rPr>
+                  <w:rFonts w:ascii="Cambria Math" w:hAnsi="Cambria Math"/>
+                </w:rPr>
+                <m:t>-</m:t>
+              </m:r>
+              <m:r>
+                <m:rPr>
+                  <m:sty m:val="p"/>
+                </m:rPr>
+                <w:rPr>
+                  <w:rFonts w:ascii="Cambria Math" w:hAnsi="Cambria Math"/>
+                </w:rPr>
+                <m:t>∞</m:t>
+              </m:r>
+            </m:sub>
+            <m:sup>
+              <m:r>
+                <m:rPr>
+                  <m:sty m:val="p"/>
+                </m:rPr>
+                <w:rPr>
+                  <w:rFonts w:ascii="Cambria Math" w:hAnsi="Cambria Math"/>
+                </w:rPr>
+                <m:t>∞</m:t>
+              </m:r>
+            </m:sup>
+            <m:e>
+              <m:r>
+                <m:rPr>
+                  <m:sty m:val="p"/>
+                </m:rPr>
+                <w:rPr>
+                  <w:rFonts w:ascii="Cambria Math" w:hAnsi="Cambria Math"/>
+                </w:rPr>
+                <m:t>∣</m:t>
+              </m:r>
+              <m:r>
+                <w:rPr>
+                  <w:rFonts w:ascii="Cambria Math" w:hAnsi="Cambria Math"/>
+                </w:rPr>
+                <m:t>h(λ)</m:t>
+              </m:r>
+              <m:r>
+                <m:rPr>
+                  <m:sty m:val="p"/>
+                </m:rPr>
+                <w:rPr>
+                  <w:rFonts w:ascii="Cambria Math" w:hAnsi="Cambria Math"/>
+                </w:rPr>
+                <m:t>∣</m:t>
+              </m:r>
+              <m:r>
+                <w:rPr>
+                  <w:rFonts w:ascii="Cambria Math" w:hAnsi="Cambria Math"/>
+                </w:rPr>
+                <m:t>dλ=</m:t>
+              </m:r>
+            </m:e>
+          </m:nary>
+          <m:sSub>
+            <m:sSubPr>
+              <m:ctrlPr>
+                <w:rPr>
+                  <w:rFonts w:ascii="Cambria Math" w:hAnsi="Cambria Math"/>
+                </w:rPr>
+              </m:ctrlPr>
+            </m:sSubPr>
+            <m:e>
+              <m:r>
+                <w:rPr>
+                  <w:rFonts w:ascii="Cambria Math" w:hAnsi="Cambria Math"/>
+                </w:rPr>
+                <m:t>M</m:t>
+              </m:r>
+            </m:e>
+            <m:sub>
+              <m:r>
+                <w:rPr>
+                  <w:rFonts w:ascii="Cambria Math" w:hAnsi="Cambria Math"/>
+                </w:rPr>
+                <m:t>h</m:t>
+              </m:r>
+            </m:sub>
+          </m:sSub>
+          <m:r>
+            <w:rPr>
+              <w:rFonts w:ascii="Cambria Math" w:hAnsi="Cambria Math"/>
+            </w:rPr>
+            <m:t>&lt;</m:t>
+          </m:r>
+          <m:r>
+            <m:rPr>
+              <m:sty m:val="p"/>
+            </m:rPr>
+            <w:rPr>
+              <w:rFonts w:ascii="Cambria Math" w:hAnsi="Cambria Math"/>
+            </w:rPr>
+            <m:t>∞</m:t>
+          </m:r>
+        </m:oMath>
+      </m:oMathPara>
+    </w:p>
+    <w:p>
+      <w:pPr>
+        <w:ind w:firstLine="0"/>
+      </w:pPr>
+      <w:r>
+        <w:t>那么：</w:t>
+      </w:r>
+    </w:p>
+    <w:p>
+      <w:pPr>
+        <w:ind w:firstLine="0"/>
+      </w:pPr>
+      <m:oMathPara>
+        <m:oMath>
+          <m:r>
+            <m:rPr>
+              <m:sty m:val="p"/>
+            </m:rPr>
+            <w:rPr>
+              <w:rFonts w:ascii="Cambria Math" w:hAnsi="Cambria Math"/>
+            </w:rPr>
+            <m:t>∣</m:t>
+          </m:r>
+          <m:r>
+            <w:rPr>
+              <w:rFonts w:ascii="Cambria Math" w:hAnsi="Cambria Math"/>
+            </w:rPr>
+            <m:t>y(t)</m:t>
+          </m:r>
+          <m:r>
+            <m:rPr>
+              <m:sty m:val="p"/>
+            </m:rPr>
+            <w:rPr>
+              <w:rFonts w:ascii="Cambria Math" w:hAnsi="Cambria Math"/>
+            </w:rPr>
+            <m:t>∣</m:t>
+          </m:r>
+          <m:r>
+            <w:rPr>
+              <w:rFonts w:ascii="Cambria Math" w:hAnsi="Cambria Math"/>
+            </w:rPr>
+            <m:t>≤</m:t>
+          </m:r>
+          <m:sSub>
+            <m:sSubPr>
+              <m:ctrlPr>
+                <w:rPr>
+                  <w:rFonts w:ascii="Cambria Math" w:hAnsi="Cambria Math"/>
+                </w:rPr>
+              </m:ctrlPr>
+            </m:sSubPr>
+            <m:e>
+              <m:r>
+                <w:rPr>
+                  <w:rFonts w:ascii="Cambria Math" w:hAnsi="Cambria Math"/>
+                </w:rPr>
+                <m:t>M</m:t>
+              </m:r>
+            </m:e>
+            <m:sub>
+              <m:r>
+                <w:rPr>
+                  <w:rFonts w:ascii="Cambria Math" w:hAnsi="Cambria Math"/>
+                </w:rPr>
+                <m:t>x</m:t>
+              </m:r>
+            </m:sub>
+          </m:sSub>
+          <m:sSub>
+            <m:sSubPr>
+              <m:ctrlPr>
+                <w:rPr>
+                  <w:rFonts w:ascii="Cambria Math" w:hAnsi="Cambria Math"/>
+                </w:rPr>
+              </m:ctrlPr>
+            </m:sSubPr>
+            <m:e>
+              <m:r>
+                <w:rPr>
+                  <w:rFonts w:ascii="Cambria Math" w:hAnsi="Cambria Math"/>
+                </w:rPr>
+                <m:t>M</m:t>
+              </m:r>
+            </m:e>
+            <m:sub>
+              <m:r>
+                <w:rPr>
+                  <w:rFonts w:ascii="Cambria Math" w:hAnsi="Cambria Math"/>
+                </w:rPr>
+                <m:t>h</m:t>
+              </m:r>
+            </m:sub>
+          </m:sSub>
+          <m:r>
+            <w:rPr>
+              <w:rFonts w:ascii="Cambria Math" w:hAnsi="Cambria Math"/>
+            </w:rPr>
+            <m:t>&lt;</m:t>
+          </m:r>
+          <m:r>
+            <m:rPr>
+              <m:sty m:val="p"/>
+            </m:rPr>
+            <w:rPr>
+              <w:rFonts w:ascii="Cambria Math" w:hAnsi="Cambria Math"/>
+            </w:rPr>
+            <m:t>∞</m:t>
+          </m:r>
+        </m:oMath>
+      </m:oMathPara>
+    </w:p>
+    <w:p>
+      <w:pPr>
+        <w:ind w:firstLine="0"/>
+      </w:pPr>
+      <w:r>
+        <w:t>所以输出有界，系统稳定。</w:t>
+      </w:r>
+    </w:p>
+    <w:p>
+      <w:pPr>
+        <w:ind w:firstLine="0"/>
+      </w:pPr>
     </w:p>
     <w:p>
       <w:pPr>
@@ -2957,6 +4884,7 @@
         <w:rPr>
           <w:noProof/>
         </w:rPr>
+        <w:lastRenderedPageBreak/>
         <w:drawing>
           <wp:inline distT="0" distB="0" distL="0" distR="0" wp14:anchorId="4EA08C94" wp14:editId="6853CE59">
             <wp:extent cx="5274310" cy="2327910"/>
@@ -2973,7 +4901,7 @@
                     <pic:cNvPicPr/>
                   </pic:nvPicPr>
                   <pic:blipFill>
-                    <a:blip r:embed="rId12"/>
+                    <a:blip r:embed="rId13"/>
                     <a:stretch>
                       <a:fillRect/>
                     </a:stretch>
@@ -3002,7 +4930,6 @@
         <w:rPr>
           <w:noProof/>
         </w:rPr>
-        <w:lastRenderedPageBreak/>
         <w:drawing>
           <wp:inline distT="0" distB="0" distL="0" distR="0" wp14:anchorId="74F3236C" wp14:editId="6233E339">
             <wp:extent cx="5274310" cy="2265680"/>
@@ -3019,7 +4946,7 @@
                     <pic:cNvPicPr/>
                   </pic:nvPicPr>
                   <pic:blipFill>
-                    <a:blip r:embed="rId13"/>
+                    <a:blip r:embed="rId14"/>
                     <a:stretch>
                       <a:fillRect/>
                     </a:stretch>
@@ -3064,7 +4991,7 @@
                     <pic:cNvPicPr/>
                   </pic:nvPicPr>
                   <pic:blipFill>
-                    <a:blip r:embed="rId14"/>
+                    <a:blip r:embed="rId15"/>
                     <a:stretch>
                       <a:fillRect/>
                     </a:stretch>
@@ -3112,6 +5039,7 @@
         <w:rPr>
           <w:noProof/>
         </w:rPr>
+        <w:lastRenderedPageBreak/>
         <w:drawing>
           <wp:inline distT="0" distB="0" distL="0" distR="0" wp14:anchorId="51A95894" wp14:editId="127A71F3">
             <wp:extent cx="5274310" cy="2500630"/>
@@ -3128,7 +5056,7 @@
                     <pic:cNvPicPr/>
                   </pic:nvPicPr>
                   <pic:blipFill>
-                    <a:blip r:embed="rId15"/>
+                    <a:blip r:embed="rId16"/>
                     <a:stretch>
                       <a:fillRect/>
                     </a:stretch>
@@ -3152,12 +5080,31 @@
     <w:p>
       <w:pPr>
         <w:ind w:firstLine="0"/>
+        <w:rPr>
+          <w:rFonts w:hint="eastAsia"/>
+        </w:rPr>
+      </w:pPr>
+      <w:r>
+        <w:rPr>
+          <w:rFonts w:hint="eastAsia"/>
+        </w:rPr>
+        <w:t>&lt;,&gt;</w:t>
+      </w:r>
+      <w:r>
+        <w:rPr>
+          <w:rFonts w:hint="eastAsia"/>
+        </w:rPr>
+        <w:t>是求内积</w:t>
+      </w:r>
+    </w:p>
+    <w:p>
+      <w:pPr>
+        <w:ind w:firstLine="0"/>
       </w:pPr>
       <w:r>
         <w:rPr>
           <w:noProof/>
         </w:rPr>
-        <w:lastRenderedPageBreak/>
         <w:drawing>
           <wp:inline distT="0" distB="0" distL="0" distR="0" wp14:anchorId="29E0D8D3" wp14:editId="02D225F9">
             <wp:extent cx="5274310" cy="2544445"/>
@@ -3174,7 +5121,7 @@
                     <pic:cNvPicPr/>
                   </pic:nvPicPr>
                   <pic:blipFill>
-                    <a:blip r:embed="rId16"/>
+                    <a:blip r:embed="rId17"/>
                     <a:stretch>
                       <a:fillRect/>
                     </a:stretch>
@@ -3199,6 +5146,82 @@
       <w:pPr>
         <w:ind w:firstLine="0"/>
       </w:pPr>
+      <w:r>
+        <w:rPr>
+          <w:rFonts w:hint="eastAsia"/>
+        </w:rPr>
+        <w:t>信号内积的定义中</w:t>
+      </w:r>
+    </w:p>
+    <w:p>
+      <w:pPr>
+        <w:ind w:firstLine="0"/>
+      </w:pPr>
+      <w:r>
+        <w:rPr>
+          <w:rFonts w:hint="eastAsia"/>
+        </w:rPr>
+        <w:t>需要使用共轭，是为了与自身求内积的时候，要等于</w:t>
+      </w:r>
+      <w:r>
+        <w:rPr>
+          <w:rFonts w:hint="eastAsia"/>
+        </w:rPr>
+        <w:t>长度平方</w:t>
+      </w:r>
+    </w:p>
+    <w:p>
+      <w:pPr>
+        <w:ind w:firstLine="0"/>
+      </w:pPr>
+      <w:r>
+        <w:rPr>
+          <w:rFonts w:hint="eastAsia"/>
+        </w:rPr>
+        <w:t>使用积分是为了</w:t>
+      </w:r>
+      <w:proofErr w:type="gramStart"/>
+      <w:r>
+        <w:rPr>
+          <w:rFonts w:hint="eastAsia"/>
+        </w:rPr>
+        <w:t>求所有</w:t>
+      </w:r>
+      <w:proofErr w:type="gramEnd"/>
+      <w:r>
+        <w:rPr>
+          <w:rFonts w:hint="eastAsia"/>
+        </w:rPr>
+        <w:t>的</w:t>
+      </w:r>
+      <w:proofErr w:type="spellStart"/>
+      <w:r>
+        <w:rPr>
+          <w:rFonts w:hint="eastAsia"/>
+        </w:rPr>
+        <w:t>xiyi</w:t>
+      </w:r>
+      <w:proofErr w:type="spellEnd"/>
+      <w:r>
+        <w:rPr>
+          <w:rFonts w:hint="eastAsia"/>
+        </w:rPr>
+        <w:t xml:space="preserve">, </w:t>
+      </w:r>
+      <w:r>
+        <w:rPr>
+          <w:rFonts w:hint="eastAsia"/>
+        </w:rPr>
+        <w:t>参考向量的内积的求法</w:t>
+      </w:r>
+    </w:p>
+    <w:p>
+      <w:pPr>
+        <w:ind w:firstLine="0"/>
+        <w:rPr>
+          <w:rFonts w:hint="eastAsia"/>
+        </w:rPr>
+      </w:pPr>
     </w:p>
     <w:p>
       <w:pPr>
@@ -3222,6 +5245,7 @@
         <w:rPr>
           <w:noProof/>
         </w:rPr>
+        <w:lastRenderedPageBreak/>
         <w:drawing>
           <wp:inline distT="0" distB="0" distL="0" distR="0" wp14:anchorId="70C8F84A" wp14:editId="27A09E34">
             <wp:extent cx="5274310" cy="2594610"/>
@@ -3238,7 +5262,7 @@
                     <pic:cNvPicPr/>
                   </pic:nvPicPr>
                   <pic:blipFill>
-                    <a:blip r:embed="rId17"/>
+                    <a:blip r:embed="rId18"/>
                     <a:stretch>
                       <a:fillRect/>
                     </a:stretch>
@@ -3283,7 +5307,7 @@
                     <pic:cNvPicPr/>
                   </pic:nvPicPr>
                   <pic:blipFill>
-                    <a:blip r:embed="rId18"/>
+                    <a:blip r:embed="rId19"/>
                     <a:stretch>
                       <a:fillRect/>
                     </a:stretch>
@@ -3307,12 +5331,61 @@
     <w:p>
       <w:pPr>
         <w:ind w:firstLine="0"/>
+        <w:rPr>
+          <w:rFonts w:hint="eastAsia"/>
+        </w:rPr>
+      </w:pPr>
+      <w:r>
+        <w:rPr>
+          <w:rFonts w:hint="eastAsia"/>
+        </w:rPr>
+        <w:t>注意分开两个信号，</w:t>
+      </w:r>
+      <w:r>
+        <w:rPr>
+          <w:rFonts w:hint="eastAsia"/>
+        </w:rPr>
+        <w:t xml:space="preserve">am </w:t>
+      </w:r>
+      <w:r>
+        <w:rPr>
+          <w:rFonts w:hint="eastAsia"/>
+        </w:rPr>
+        <w:t>与</w:t>
+      </w:r>
+      <w:r>
+        <w:rPr>
+          <w:rFonts w:hint="eastAsia"/>
+        </w:rPr>
+        <w:t xml:space="preserve"> bn, </w:t>
+      </w:r>
+      <w:r>
+        <w:rPr>
+          <w:rFonts w:hint="eastAsia"/>
+        </w:rPr>
+        <w:t>不要二者都使用</w:t>
+      </w:r>
+      <w:r>
+        <w:rPr>
+          <w:rFonts w:hint="eastAsia"/>
+        </w:rPr>
+        <w:t>k</w:t>
+      </w:r>
+      <w:r>
+        <w:rPr>
+          <w:rFonts w:hint="eastAsia"/>
+        </w:rPr>
+        <w:t>的序号</w:t>
+      </w:r>
+    </w:p>
+    <w:p>
+      <w:pPr>
+        <w:ind w:firstLine="0"/>
       </w:pPr>
       <w:r>
         <w:rPr>
           <w:noProof/>
         </w:rPr>
-        <w:lastRenderedPageBreak/>
         <w:drawing>
           <wp:inline distT="0" distB="0" distL="0" distR="0" wp14:anchorId="4BDDE473" wp14:editId="72FE161F">
             <wp:extent cx="5274310" cy="2635250"/>
@@ -3329,7 +5402,7 @@
                     <pic:cNvPicPr/>
                   </pic:nvPicPr>
                   <pic:blipFill>
-                    <a:blip r:embed="rId19"/>
+                    <a:blip r:embed="rId20"/>
                     <a:stretch>
                       <a:fillRect/>
                     </a:stretch>
@@ -3354,6 +5427,109 @@
       <w:pPr>
         <w:ind w:firstLine="0"/>
       </w:pPr>
+      <m:oMathPara>
+        <m:oMath>
+          <m:r>
+            <w:rPr>
+              <w:rFonts w:ascii="Cambria Math" w:hAnsi="Cambria Math"/>
+            </w:rPr>
+            <w:lastRenderedPageBreak/>
+            <m:t>p(t)=</m:t>
+          </m:r>
+          <m:nary>
+            <m:naryPr>
+              <m:chr m:val="∑"/>
+              <m:limLoc m:val="undOvr"/>
+              <m:grow m:val="1"/>
+              <m:ctrlPr>
+                <w:rPr>
+                  <w:rFonts w:ascii="Cambria Math" w:hAnsi="Cambria Math"/>
+                </w:rPr>
+              </m:ctrlPr>
+            </m:naryPr>
+            <m:sub>
+              <m:r>
+                <w:rPr>
+                  <w:rFonts w:ascii="Cambria Math" w:hAnsi="Cambria Math"/>
+                </w:rPr>
+                <m:t>m=-</m:t>
+              </m:r>
+              <m:r>
+                <m:rPr>
+                  <m:sty m:val="p"/>
+                </m:rPr>
+                <w:rPr>
+                  <w:rFonts w:ascii="Cambria Math" w:hAnsi="Cambria Math"/>
+                </w:rPr>
+                <m:t>∞</m:t>
+              </m:r>
+            </m:sub>
+            <m:sup>
+              <m:r>
+                <m:rPr>
+                  <m:sty m:val="p"/>
+                </m:rPr>
+                <w:rPr>
+                  <w:rFonts w:ascii="Cambria Math" w:hAnsi="Cambria Math"/>
+                </w:rPr>
+                <m:t>∞</m:t>
+              </m:r>
+            </m:sup>
+            <m:e>
+              <m:r>
+                <w:rPr>
+                  <w:rFonts w:ascii="Cambria Math" w:hAnsi="Cambria Math"/>
+                </w:rPr>
+                <m:t>1⋅</m:t>
+              </m:r>
+            </m:e>
+          </m:nary>
+          <m:sSup>
+            <m:sSupPr>
+              <m:ctrlPr>
+                <w:rPr>
+                  <w:rFonts w:ascii="Cambria Math" w:hAnsi="Cambria Math"/>
+                </w:rPr>
+              </m:ctrlPr>
+            </m:sSupPr>
+            <m:e>
+              <m:r>
+                <w:rPr>
+                  <w:rFonts w:ascii="Cambria Math" w:hAnsi="Cambria Math"/>
+                </w:rPr>
+                <m:t>e</m:t>
+              </m:r>
+            </m:e>
+            <m:sup>
+              <m:r>
+                <w:rPr>
+                  <w:rFonts w:ascii="Cambria Math" w:hAnsi="Cambria Math"/>
+                </w:rPr>
+                <m:t>j2πmt</m:t>
+              </m:r>
+            </m:sup>
+          </m:sSup>
+        </m:oMath>
+      </m:oMathPara>
+    </w:p>
+    <w:p>
+      <w:pPr>
+        <w:ind w:firstLine="0"/>
+        <w:rPr>
+          <w:rFonts w:hint="eastAsia"/>
+        </w:rPr>
+      </w:pPr>
+      <w:r>
+        <w:rPr>
+          <w:rFonts w:hint="eastAsia"/>
+        </w:rPr>
+        <w:t>区分冲激串</w:t>
+      </w:r>
+    </w:p>
+    <w:p>
+      <w:pPr>
+        <w:ind w:firstLine="0"/>
+      </w:pPr>
       <w:r>
         <w:rPr>
           <w:noProof/>
@@ -3374,7 +5550,7 @@
                     <pic:cNvPicPr/>
                   </pic:nvPicPr>
                   <pic:blipFill>
-                    <a:blip r:embed="rId20"/>
+                    <a:blip r:embed="rId21"/>
                     <a:stretch>
                       <a:fillRect/>
                     </a:stretch>
@@ -4142,7 +6318,273 @@
     <w:p>
       <w:pPr>
         <w:ind w:firstLine="0"/>
-      </w:pPr>
+        <w:rPr>
+          <w:rFonts w:hint="eastAsia"/>
+        </w:rPr>
+      </w:pPr>
+    </w:p>
+    <w:p>
+      <w:pPr>
+        <w:ind w:firstLine="0"/>
+        <w:rPr>
+          <w:b/>
+          <w:bCs/>
+        </w:rPr>
+      </w:pPr>
+      <w:r>
+        <w:rPr>
+          <w:b/>
+          <w:bCs/>
+        </w:rPr>
+        <w:t>电感</w:t>
+      </w:r>
+      <w:r>
+        <w:rPr>
+          <w:b/>
+          <w:bCs/>
+        </w:rPr>
+        <w:t xml:space="preserve"> Inductor</w:t>
+      </w:r>
+    </w:p>
+    <w:p>
+      <w:pPr>
+        <w:ind w:firstLine="0"/>
+      </w:pPr>
+      <m:oMathPara>
+        <m:oMath>
+          <m:borderBox>
+            <m:borderBoxPr>
+              <m:ctrlPr>
+                <w:rPr>
+                  <w:rFonts w:ascii="Cambria Math" w:hAnsi="Cambria Math"/>
+                </w:rPr>
+              </m:ctrlPr>
+            </m:borderBoxPr>
+            <m:e>
+              <m:sSub>
+                <m:sSubPr>
+                  <m:ctrlPr>
+                    <w:rPr>
+                      <w:rFonts w:ascii="Cambria Math" w:hAnsi="Cambria Math"/>
+                    </w:rPr>
+                  </m:ctrlPr>
+                </m:sSubPr>
+                <m:e>
+                  <m:r>
+                    <w:rPr>
+                      <w:rFonts w:ascii="Cambria Math" w:hAnsi="Cambria Math"/>
+                    </w:rPr>
+                    <m:t>v</m:t>
+                  </m:r>
+                </m:e>
+                <m:sub>
+                  <m:r>
+                    <w:rPr>
+                      <w:rFonts w:ascii="Cambria Math" w:hAnsi="Cambria Math"/>
+                    </w:rPr>
+                    <m:t>L</m:t>
+                  </m:r>
+                </m:sub>
+              </m:sSub>
+              <m:r>
+                <w:rPr>
+                  <w:rFonts w:ascii="Cambria Math" w:hAnsi="Cambria Math"/>
+                </w:rPr>
+                <m:t>(t)=L</m:t>
+              </m:r>
+              <m:f>
+                <m:fPr>
+                  <m:ctrlPr>
+                    <w:rPr>
+                      <w:rFonts w:ascii="Cambria Math" w:hAnsi="Cambria Math"/>
+                    </w:rPr>
+                  </m:ctrlPr>
+                </m:fPr>
+                <m:num>
+                  <m:r>
+                    <w:rPr>
+                      <w:rFonts w:ascii="Cambria Math" w:hAnsi="Cambria Math"/>
+                    </w:rPr>
+                    <m:t>d</m:t>
+                  </m:r>
+                  <m:sSub>
+                    <m:sSubPr>
+                      <m:ctrlPr>
+                        <w:rPr>
+                          <w:rFonts w:ascii="Cambria Math" w:hAnsi="Cambria Math"/>
+                        </w:rPr>
+                      </m:ctrlPr>
+                    </m:sSubPr>
+                    <m:e>
+                      <m:r>
+                        <w:rPr>
+                          <w:rFonts w:ascii="Cambria Math" w:hAnsi="Cambria Math"/>
+                        </w:rPr>
+                        <m:t>i</m:t>
+                      </m:r>
+                    </m:e>
+                    <m:sub>
+                      <m:r>
+                        <w:rPr>
+                          <w:rFonts w:ascii="Cambria Math" w:hAnsi="Cambria Math"/>
+                        </w:rPr>
+                        <m:t>L</m:t>
+                      </m:r>
+                    </m:sub>
+                  </m:sSub>
+                  <m:r>
+                    <w:rPr>
+                      <w:rFonts w:ascii="Cambria Math" w:hAnsi="Cambria Math"/>
+                    </w:rPr>
+                    <m:t>(t)</m:t>
+                  </m:r>
+                </m:num>
+                <m:den>
+                  <m:r>
+                    <w:rPr>
+                      <w:rFonts w:ascii="Cambria Math" w:hAnsi="Cambria Math"/>
+                    </w:rPr>
+                    <m:t>dt</m:t>
+                  </m:r>
+                </m:den>
+              </m:f>
+            </m:e>
+          </m:borderBox>
+        </m:oMath>
+      </m:oMathPara>
+    </w:p>
+    <w:p>
+      <w:pPr>
+        <w:ind w:firstLine="0"/>
+        <w:rPr>
+          <w:b/>
+          <w:bCs/>
+        </w:rPr>
+      </w:pPr>
+      <w:r>
+        <w:rPr>
+          <w:b/>
+          <w:bCs/>
+        </w:rPr>
+        <w:t>电容</w:t>
+      </w:r>
+      <w:r>
+        <w:rPr>
+          <w:b/>
+          <w:bCs/>
+        </w:rPr>
+        <w:t xml:space="preserve"> Capacitor</w:t>
+      </w:r>
+    </w:p>
+    <w:p>
+      <w:pPr>
+        <w:ind w:firstLine="0"/>
+        <w:rPr>
+          <w:rFonts w:hint="eastAsia"/>
+        </w:rPr>
+      </w:pPr>
+      <m:oMathPara>
+        <m:oMath>
+          <m:borderBox>
+            <m:borderBoxPr>
+              <m:ctrlPr>
+                <w:rPr>
+                  <w:rFonts w:ascii="Cambria Math" w:hAnsi="Cambria Math"/>
+                </w:rPr>
+              </m:ctrlPr>
+            </m:borderBoxPr>
+            <m:e>
+              <m:sSub>
+                <m:sSubPr>
+                  <m:ctrlPr>
+                    <w:rPr>
+                      <w:rFonts w:ascii="Cambria Math" w:hAnsi="Cambria Math"/>
+                    </w:rPr>
+                  </m:ctrlPr>
+                </m:sSubPr>
+                <m:e>
+                  <m:r>
+                    <w:rPr>
+                      <w:rFonts w:ascii="Cambria Math" w:hAnsi="Cambria Math"/>
+                    </w:rPr>
+                    <m:t>i</m:t>
+                  </m:r>
+                </m:e>
+                <m:sub>
+                  <m:r>
+                    <w:rPr>
+                      <w:rFonts w:ascii="Cambria Math" w:hAnsi="Cambria Math"/>
+                    </w:rPr>
+                    <m:t>C</m:t>
+                  </m:r>
+                </m:sub>
+              </m:sSub>
+              <m:r>
+                <w:rPr>
+                  <w:rFonts w:ascii="Cambria Math" w:hAnsi="Cambria Math"/>
+                </w:rPr>
+                <m:t>(t)=C</m:t>
+              </m:r>
+              <m:f>
+                <m:fPr>
+                  <m:ctrlPr>
+                    <w:rPr>
+                      <w:rFonts w:ascii="Cambria Math" w:hAnsi="Cambria Math"/>
+                    </w:rPr>
+                  </m:ctrlPr>
+                </m:fPr>
+                <m:num>
+                  <m:r>
+                    <w:rPr>
+                      <w:rFonts w:ascii="Cambria Math" w:hAnsi="Cambria Math"/>
+                    </w:rPr>
+                    <m:t>d</m:t>
+                  </m:r>
+                  <m:sSub>
+                    <m:sSubPr>
+                      <m:ctrlPr>
+                        <w:rPr>
+                          <w:rFonts w:ascii="Cambria Math" w:hAnsi="Cambria Math"/>
+                        </w:rPr>
+                      </m:ctrlPr>
+                    </m:sSubPr>
+                    <m:e>
+                      <m:r>
+                        <w:rPr>
+                          <w:rFonts w:ascii="Cambria Math" w:hAnsi="Cambria Math"/>
+                        </w:rPr>
+                        <m:t>v</m:t>
+                      </m:r>
+                    </m:e>
+                    <m:sub>
+                      <m:r>
+                        <w:rPr>
+                          <w:rFonts w:ascii="Cambria Math" w:hAnsi="Cambria Math"/>
+                        </w:rPr>
+                        <m:t>C</m:t>
+                      </m:r>
+                    </m:sub>
+                  </m:sSub>
+                  <m:r>
+                    <w:rPr>
+                      <w:rFonts w:ascii="Cambria Math" w:hAnsi="Cambria Math"/>
+                    </w:rPr>
+                    <m:t>(t)</m:t>
+                  </m:r>
+                </m:num>
+                <m:den>
+                  <m:r>
+                    <w:rPr>
+                      <w:rFonts w:ascii="Cambria Math" w:hAnsi="Cambria Math"/>
+                    </w:rPr>
+                    <m:t>dt</m:t>
+                  </m:r>
+                </m:den>
+              </m:f>
+            </m:e>
+          </m:borderBox>
+        </m:oMath>
+      </m:oMathPara>
     </w:p>
     <w:sectPr>
       <w:pgSz w:w="11906" w:h="16838"/>
@@ -4152,6 +6594,467 @@
     </w:sectPr>
   </w:body>
 </w:document>
+</file>
+
+<file path=word/numbering.xml><?xml version="1.0" encoding="utf-8"?>
+<w:numbering xmlns:wpc="http://schemas.microsoft.com/office/word/2010/wordprocessingCanvas" xmlns:cx="http://schemas.microsoft.com/office/drawing/2014/chartex" xmlns:cx1="http://schemas.microsoft.com/office/drawing/2015/9/8/chartex" xmlns:cx2="http://schemas.microsoft.com/office/drawing/2015/10/21/chartex" xmlns:cx3="http://schemas.microsoft.com/office/drawing/2016/5/9/chartex" xmlns:cx4="http://schemas.microsoft.com/office/drawing/2016/5/10/chartex" xmlns:cx5="http://schemas.microsoft.com/office/drawing/2016/5/11/chartex" xmlns:cx6="http://schemas.microsoft.com/office/drawing/2016/5/12/chartex" xmlns:cx7="http://schemas.microsoft.com/office/drawing/2016/5/13/chartex" xmlns:cx8="http://schemas.microsoft.com/office/drawing/2016/5/14/chartex" xmlns:mc="http://schemas.openxmlformats.org/markup-compatibility/2006" xmlns:aink="http://schemas.microsoft.com/office/drawing/2016/ink" xmlns:am3d="http://schemas.microsoft.com/office/drawing/2017/model3d" xmlns:o="urn:schemas-microsoft-com:office:office" xmlns:oel="http://schemas.microsoft.com/office/2019/extlst" xmlns:r="http://schemas.openxmlformats.org/officeDocument/2006/relationships" xmlns:m="http://schemas.openxmlformats.org/officeDocument/2006/math" xmlns:v="urn:schemas-microsoft-com:vml" xmlns:wp14="http://schemas.microsoft.com/office/word/2010/wordprocessingDrawing" xmlns:wp="http://schemas.openxmlformats.org/drawingml/2006/wordprocessingDrawing" xmlns:w10="urn:schemas-microsoft-com:office:word" xmlns:w="http://schemas.openxmlformats.org/wordprocessingml/2006/main" xmlns:w14="http://schemas.microsoft.com/office/word/2010/wordml" xmlns:w15="http://schemas.microsoft.com/office/word/2012/wordml" xmlns:w16cex="http://schemas.microsoft.com/office/word/2018/wordml/cex" xmlns:w16cid="http://schemas.microsoft.com/office/word/2016/wordml/cid" xmlns:w16="http://schemas.microsoft.com/office/word/2018/wordml" xmlns:w16du="http://schemas.microsoft.com/office/word/2023/wordml/word16du" xmlns:w16sdtdh="http://schemas.microsoft.com/office/word/2020/wordml/sdtdatahash" xmlns:w16sdtfl="http://schemas.microsoft.com/office/word/2024/wordml/sdtformatlock" xmlns:w16se="http://schemas.microsoft.com/office/word/2015/wordml/symex" xmlns:wpg="http://schemas.microsoft.com/office/word/2010/wordprocessingGroup" xmlns:wpi="http://schemas.microsoft.com/office/word/2010/wordprocessingInk" xmlns:wne="http://schemas.microsoft.com/office/word/2006/wordml" xmlns:wps="http://schemas.microsoft.com/office/word/2010/wordprocessingShape" mc:Ignorable="w14 w15 w16se w16cid w16 w16cex w16sdtdh w16sdtfl w16du wp14">
+  <w:abstractNum w:abstractNumId="0" w15:restartNumberingAfterBreak="0">
+    <w:nsid w:val="02F1166B"/>
+    <w:multiLevelType w:val="multilevel"/>
+    <w:tmpl w:val="9D66BDA4"/>
+    <w:lvl w:ilvl="0">
+      <w:start w:val="1"/>
+      <w:numFmt w:val="bullet"/>
+      <w:lvlText w:val=""/>
+      <w:lvlJc w:val="left"/>
+      <w:pPr>
+        <w:tabs>
+          <w:tab w:val="num" w:pos="720"/>
+        </w:tabs>
+        <w:ind w:left="720" w:hanging="360"/>
+      </w:pPr>
+      <w:rPr>
+        <w:rFonts w:ascii="Symbol" w:hAnsi="Symbol" w:hint="default"/>
+        <w:sz w:val="20"/>
+      </w:rPr>
+    </w:lvl>
+    <w:lvl w:ilvl="1" w:tentative="1">
+      <w:start w:val="1"/>
+      <w:numFmt w:val="bullet"/>
+      <w:lvlText w:val=""/>
+      <w:lvlJc w:val="left"/>
+      <w:pPr>
+        <w:tabs>
+          <w:tab w:val="num" w:pos="1440"/>
+        </w:tabs>
+        <w:ind w:left="1440" w:hanging="360"/>
+      </w:pPr>
+      <w:rPr>
+        <w:rFonts w:ascii="Symbol" w:hAnsi="Symbol" w:hint="default"/>
+        <w:sz w:val="20"/>
+      </w:rPr>
+    </w:lvl>
+    <w:lvl w:ilvl="2" w:tentative="1">
+      <w:start w:val="1"/>
+      <w:numFmt w:val="bullet"/>
+      <w:lvlText w:val=""/>
+      <w:lvlJc w:val="left"/>
+      <w:pPr>
+        <w:tabs>
+          <w:tab w:val="num" w:pos="2160"/>
+        </w:tabs>
+        <w:ind w:left="2160" w:hanging="360"/>
+      </w:pPr>
+      <w:rPr>
+        <w:rFonts w:ascii="Symbol" w:hAnsi="Symbol" w:hint="default"/>
+        <w:sz w:val="20"/>
+      </w:rPr>
+    </w:lvl>
+    <w:lvl w:ilvl="3" w:tentative="1">
+      <w:start w:val="1"/>
+      <w:numFmt w:val="bullet"/>
+      <w:lvlText w:val=""/>
+      <w:lvlJc w:val="left"/>
+      <w:pPr>
+        <w:tabs>
+          <w:tab w:val="num" w:pos="2880"/>
+        </w:tabs>
+        <w:ind w:left="2880" w:hanging="360"/>
+      </w:pPr>
+      <w:rPr>
+        <w:rFonts w:ascii="Symbol" w:hAnsi="Symbol" w:hint="default"/>
+        <w:sz w:val="20"/>
+      </w:rPr>
+    </w:lvl>
+    <w:lvl w:ilvl="4" w:tentative="1">
+      <w:start w:val="1"/>
+      <w:numFmt w:val="bullet"/>
+      <w:lvlText w:val=""/>
+      <w:lvlJc w:val="left"/>
+      <w:pPr>
+        <w:tabs>
+          <w:tab w:val="num" w:pos="3600"/>
+        </w:tabs>
+        <w:ind w:left="3600" w:hanging="360"/>
+      </w:pPr>
+      <w:rPr>
+        <w:rFonts w:ascii="Symbol" w:hAnsi="Symbol" w:hint="default"/>
+        <w:sz w:val="20"/>
+      </w:rPr>
+    </w:lvl>
+    <w:lvl w:ilvl="5" w:tentative="1">
+      <w:start w:val="1"/>
+      <w:numFmt w:val="bullet"/>
+      <w:lvlText w:val=""/>
+      <w:lvlJc w:val="left"/>
+      <w:pPr>
+        <w:tabs>
+          <w:tab w:val="num" w:pos="4320"/>
+        </w:tabs>
+        <w:ind w:left="4320" w:hanging="360"/>
+      </w:pPr>
+      <w:rPr>
+        <w:rFonts w:ascii="Symbol" w:hAnsi="Symbol" w:hint="default"/>
+        <w:sz w:val="20"/>
+      </w:rPr>
+    </w:lvl>
+    <w:lvl w:ilvl="6" w:tentative="1">
+      <w:start w:val="1"/>
+      <w:numFmt w:val="bullet"/>
+      <w:lvlText w:val=""/>
+      <w:lvlJc w:val="left"/>
+      <w:pPr>
+        <w:tabs>
+          <w:tab w:val="num" w:pos="5040"/>
+        </w:tabs>
+        <w:ind w:left="5040" w:hanging="360"/>
+      </w:pPr>
+      <w:rPr>
+        <w:rFonts w:ascii="Symbol" w:hAnsi="Symbol" w:hint="default"/>
+        <w:sz w:val="20"/>
+      </w:rPr>
+    </w:lvl>
+    <w:lvl w:ilvl="7" w:tentative="1">
+      <w:start w:val="1"/>
+      <w:numFmt w:val="bullet"/>
+      <w:lvlText w:val=""/>
+      <w:lvlJc w:val="left"/>
+      <w:pPr>
+        <w:tabs>
+          <w:tab w:val="num" w:pos="5760"/>
+        </w:tabs>
+        <w:ind w:left="5760" w:hanging="360"/>
+      </w:pPr>
+      <w:rPr>
+        <w:rFonts w:ascii="Symbol" w:hAnsi="Symbol" w:hint="default"/>
+        <w:sz w:val="20"/>
+      </w:rPr>
+    </w:lvl>
+    <w:lvl w:ilvl="8" w:tentative="1">
+      <w:start w:val="1"/>
+      <w:numFmt w:val="bullet"/>
+      <w:lvlText w:val=""/>
+      <w:lvlJc w:val="left"/>
+      <w:pPr>
+        <w:tabs>
+          <w:tab w:val="num" w:pos="6480"/>
+        </w:tabs>
+        <w:ind w:left="6480" w:hanging="360"/>
+      </w:pPr>
+      <w:rPr>
+        <w:rFonts w:ascii="Symbol" w:hAnsi="Symbol" w:hint="default"/>
+        <w:sz w:val="20"/>
+      </w:rPr>
+    </w:lvl>
+  </w:abstractNum>
+  <w:abstractNum w:abstractNumId="1" w15:restartNumberingAfterBreak="0">
+    <w:nsid w:val="45563989"/>
+    <w:multiLevelType w:val="multilevel"/>
+    <w:tmpl w:val="1B7CD57A"/>
+    <w:lvl w:ilvl="0">
+      <w:start w:val="1"/>
+      <w:numFmt w:val="bullet"/>
+      <w:lvlText w:val=""/>
+      <w:lvlJc w:val="left"/>
+      <w:pPr>
+        <w:tabs>
+          <w:tab w:val="num" w:pos="720"/>
+        </w:tabs>
+        <w:ind w:left="720" w:hanging="360"/>
+      </w:pPr>
+      <w:rPr>
+        <w:rFonts w:ascii="Symbol" w:hAnsi="Symbol" w:hint="default"/>
+        <w:sz w:val="20"/>
+      </w:rPr>
+    </w:lvl>
+    <w:lvl w:ilvl="1" w:tentative="1">
+      <w:start w:val="1"/>
+      <w:numFmt w:val="bullet"/>
+      <w:lvlText w:val=""/>
+      <w:lvlJc w:val="left"/>
+      <w:pPr>
+        <w:tabs>
+          <w:tab w:val="num" w:pos="1440"/>
+        </w:tabs>
+        <w:ind w:left="1440" w:hanging="360"/>
+      </w:pPr>
+      <w:rPr>
+        <w:rFonts w:ascii="Symbol" w:hAnsi="Symbol" w:hint="default"/>
+        <w:sz w:val="20"/>
+      </w:rPr>
+    </w:lvl>
+    <w:lvl w:ilvl="2" w:tentative="1">
+      <w:start w:val="1"/>
+      <w:numFmt w:val="bullet"/>
+      <w:lvlText w:val=""/>
+      <w:lvlJc w:val="left"/>
+      <w:pPr>
+        <w:tabs>
+          <w:tab w:val="num" w:pos="2160"/>
+        </w:tabs>
+        <w:ind w:left="2160" w:hanging="360"/>
+      </w:pPr>
+      <w:rPr>
+        <w:rFonts w:ascii="Symbol" w:hAnsi="Symbol" w:hint="default"/>
+        <w:sz w:val="20"/>
+      </w:rPr>
+    </w:lvl>
+    <w:lvl w:ilvl="3" w:tentative="1">
+      <w:start w:val="1"/>
+      <w:numFmt w:val="bullet"/>
+      <w:lvlText w:val=""/>
+      <w:lvlJc w:val="left"/>
+      <w:pPr>
+        <w:tabs>
+          <w:tab w:val="num" w:pos="2880"/>
+        </w:tabs>
+        <w:ind w:left="2880" w:hanging="360"/>
+      </w:pPr>
+      <w:rPr>
+        <w:rFonts w:ascii="Symbol" w:hAnsi="Symbol" w:hint="default"/>
+        <w:sz w:val="20"/>
+      </w:rPr>
+    </w:lvl>
+    <w:lvl w:ilvl="4" w:tentative="1">
+      <w:start w:val="1"/>
+      <w:numFmt w:val="bullet"/>
+      <w:lvlText w:val=""/>
+      <w:lvlJc w:val="left"/>
+      <w:pPr>
+        <w:tabs>
+          <w:tab w:val="num" w:pos="3600"/>
+        </w:tabs>
+        <w:ind w:left="3600" w:hanging="360"/>
+      </w:pPr>
+      <w:rPr>
+        <w:rFonts w:ascii="Symbol" w:hAnsi="Symbol" w:hint="default"/>
+        <w:sz w:val="20"/>
+      </w:rPr>
+    </w:lvl>
+    <w:lvl w:ilvl="5" w:tentative="1">
+      <w:start w:val="1"/>
+      <w:numFmt w:val="bullet"/>
+      <w:lvlText w:val=""/>
+      <w:lvlJc w:val="left"/>
+      <w:pPr>
+        <w:tabs>
+          <w:tab w:val="num" w:pos="4320"/>
+        </w:tabs>
+        <w:ind w:left="4320" w:hanging="360"/>
+      </w:pPr>
+      <w:rPr>
+        <w:rFonts w:ascii="Symbol" w:hAnsi="Symbol" w:hint="default"/>
+        <w:sz w:val="20"/>
+      </w:rPr>
+    </w:lvl>
+    <w:lvl w:ilvl="6" w:tentative="1">
+      <w:start w:val="1"/>
+      <w:numFmt w:val="bullet"/>
+      <w:lvlText w:val=""/>
+      <w:lvlJc w:val="left"/>
+      <w:pPr>
+        <w:tabs>
+          <w:tab w:val="num" w:pos="5040"/>
+        </w:tabs>
+        <w:ind w:left="5040" w:hanging="360"/>
+      </w:pPr>
+      <w:rPr>
+        <w:rFonts w:ascii="Symbol" w:hAnsi="Symbol" w:hint="default"/>
+        <w:sz w:val="20"/>
+      </w:rPr>
+    </w:lvl>
+    <w:lvl w:ilvl="7" w:tentative="1">
+      <w:start w:val="1"/>
+      <w:numFmt w:val="bullet"/>
+      <w:lvlText w:val=""/>
+      <w:lvlJc w:val="left"/>
+      <w:pPr>
+        <w:tabs>
+          <w:tab w:val="num" w:pos="5760"/>
+        </w:tabs>
+        <w:ind w:left="5760" w:hanging="360"/>
+      </w:pPr>
+      <w:rPr>
+        <w:rFonts w:ascii="Symbol" w:hAnsi="Symbol" w:hint="default"/>
+        <w:sz w:val="20"/>
+      </w:rPr>
+    </w:lvl>
+    <w:lvl w:ilvl="8" w:tentative="1">
+      <w:start w:val="1"/>
+      <w:numFmt w:val="bullet"/>
+      <w:lvlText w:val=""/>
+      <w:lvlJc w:val="left"/>
+      <w:pPr>
+        <w:tabs>
+          <w:tab w:val="num" w:pos="6480"/>
+        </w:tabs>
+        <w:ind w:left="6480" w:hanging="360"/>
+      </w:pPr>
+      <w:rPr>
+        <w:rFonts w:ascii="Symbol" w:hAnsi="Symbol" w:hint="default"/>
+        <w:sz w:val="20"/>
+      </w:rPr>
+    </w:lvl>
+  </w:abstractNum>
+  <w:abstractNum w:abstractNumId="2" w15:restartNumberingAfterBreak="0">
+    <w:nsid w:val="520A0013"/>
+    <w:multiLevelType w:val="multilevel"/>
+    <w:tmpl w:val="2D1844C2"/>
+    <w:lvl w:ilvl="0">
+      <w:start w:val="1"/>
+      <w:numFmt w:val="bullet"/>
+      <w:lvlText w:val=""/>
+      <w:lvlJc w:val="left"/>
+      <w:pPr>
+        <w:tabs>
+          <w:tab w:val="num" w:pos="720"/>
+        </w:tabs>
+        <w:ind w:left="720" w:hanging="360"/>
+      </w:pPr>
+      <w:rPr>
+        <w:rFonts w:ascii="Symbol" w:hAnsi="Symbol" w:hint="default"/>
+        <w:sz w:val="20"/>
+      </w:rPr>
+    </w:lvl>
+    <w:lvl w:ilvl="1" w:tentative="1">
+      <w:start w:val="1"/>
+      <w:numFmt w:val="bullet"/>
+      <w:lvlText w:val=""/>
+      <w:lvlJc w:val="left"/>
+      <w:pPr>
+        <w:tabs>
+          <w:tab w:val="num" w:pos="1440"/>
+        </w:tabs>
+        <w:ind w:left="1440" w:hanging="360"/>
+      </w:pPr>
+      <w:rPr>
+        <w:rFonts w:ascii="Symbol" w:hAnsi="Symbol" w:hint="default"/>
+        <w:sz w:val="20"/>
+      </w:rPr>
+    </w:lvl>
+    <w:lvl w:ilvl="2" w:tentative="1">
+      <w:start w:val="1"/>
+      <w:numFmt w:val="bullet"/>
+      <w:lvlText w:val=""/>
+      <w:lvlJc w:val="left"/>
+      <w:pPr>
+        <w:tabs>
+          <w:tab w:val="num" w:pos="2160"/>
+        </w:tabs>
+        <w:ind w:left="2160" w:hanging="360"/>
+      </w:pPr>
+      <w:rPr>
+        <w:rFonts w:ascii="Symbol" w:hAnsi="Symbol" w:hint="default"/>
+        <w:sz w:val="20"/>
+      </w:rPr>
+    </w:lvl>
+    <w:lvl w:ilvl="3" w:tentative="1">
+      <w:start w:val="1"/>
+      <w:numFmt w:val="bullet"/>
+      <w:lvlText w:val=""/>
+      <w:lvlJc w:val="left"/>
+      <w:pPr>
+        <w:tabs>
+          <w:tab w:val="num" w:pos="2880"/>
+        </w:tabs>
+        <w:ind w:left="2880" w:hanging="360"/>
+      </w:pPr>
+      <w:rPr>
+        <w:rFonts w:ascii="Symbol" w:hAnsi="Symbol" w:hint="default"/>
+        <w:sz w:val="20"/>
+      </w:rPr>
+    </w:lvl>
+    <w:lvl w:ilvl="4" w:tentative="1">
+      <w:start w:val="1"/>
+      <w:numFmt w:val="bullet"/>
+      <w:lvlText w:val=""/>
+      <w:lvlJc w:val="left"/>
+      <w:pPr>
+        <w:tabs>
+          <w:tab w:val="num" w:pos="3600"/>
+        </w:tabs>
+        <w:ind w:left="3600" w:hanging="360"/>
+      </w:pPr>
+      <w:rPr>
+        <w:rFonts w:ascii="Symbol" w:hAnsi="Symbol" w:hint="default"/>
+        <w:sz w:val="20"/>
+      </w:rPr>
+    </w:lvl>
+    <w:lvl w:ilvl="5" w:tentative="1">
+      <w:start w:val="1"/>
+      <w:numFmt w:val="bullet"/>
+      <w:lvlText w:val=""/>
+      <w:lvlJc w:val="left"/>
+      <w:pPr>
+        <w:tabs>
+          <w:tab w:val="num" w:pos="4320"/>
+        </w:tabs>
+        <w:ind w:left="4320" w:hanging="360"/>
+      </w:pPr>
+      <w:rPr>
+        <w:rFonts w:ascii="Symbol" w:hAnsi="Symbol" w:hint="default"/>
+        <w:sz w:val="20"/>
+      </w:rPr>
+    </w:lvl>
+    <w:lvl w:ilvl="6" w:tentative="1">
+      <w:start w:val="1"/>
+      <w:numFmt w:val="bullet"/>
+      <w:lvlText w:val=""/>
+      <w:lvlJc w:val="left"/>
+      <w:pPr>
+        <w:tabs>
+          <w:tab w:val="num" w:pos="5040"/>
+        </w:tabs>
+        <w:ind w:left="5040" w:hanging="360"/>
+      </w:pPr>
+      <w:rPr>
+        <w:rFonts w:ascii="Symbol" w:hAnsi="Symbol" w:hint="default"/>
+        <w:sz w:val="20"/>
+      </w:rPr>
+    </w:lvl>
+    <w:lvl w:ilvl="7" w:tentative="1">
+      <w:start w:val="1"/>
+      <w:numFmt w:val="bullet"/>
+      <w:lvlText w:val=""/>
+      <w:lvlJc w:val="left"/>
+      <w:pPr>
+        <w:tabs>
+          <w:tab w:val="num" w:pos="5760"/>
+        </w:tabs>
+        <w:ind w:left="5760" w:hanging="360"/>
+      </w:pPr>
+      <w:rPr>
+        <w:rFonts w:ascii="Symbol" w:hAnsi="Symbol" w:hint="default"/>
+        <w:sz w:val="20"/>
+      </w:rPr>
+    </w:lvl>
+    <w:lvl w:ilvl="8" w:tentative="1">
+      <w:start w:val="1"/>
+      <w:numFmt w:val="bullet"/>
+      <w:lvlText w:val=""/>
+      <w:lvlJc w:val="left"/>
+      <w:pPr>
+        <w:tabs>
+          <w:tab w:val="num" w:pos="6480"/>
+        </w:tabs>
+        <w:ind w:left="6480" w:hanging="360"/>
+      </w:pPr>
+      <w:rPr>
+        <w:rFonts w:ascii="Symbol" w:hAnsi="Symbol" w:hint="default"/>
+        <w:sz w:val="20"/>
+      </w:rPr>
+    </w:lvl>
+  </w:abstractNum>
+  <w:num w:numId="1" w16cid:durableId="725690823">
+    <w:abstractNumId w:val="2"/>
+  </w:num>
+  <w:num w:numId="2" w16cid:durableId="861818781">
+    <w:abstractNumId w:val="1"/>
+  </w:num>
+  <w:num w:numId="3" w16cid:durableId="1470514375">
+    <w:abstractNumId w:val="0"/>
+  </w:num>
+</w:numbering>
 </file>
 
 <file path=word/styles.xml><?xml version="1.0" encoding="utf-8"?>
